--- a/IL_MERIDIANO_E_LA_VALLE_DAL_SUD_AFRICA_ALLA_PAYPAL_MAFIA.docx
+++ b/IL_MERIDIANO_E_LA_VALLE_DAL_SUD_AFRICA_ALLA_PAYPAL_MAFIA.docx
@@ -366,1454 +366,6 @@
           <w:szCs w:val="24"/>
         </w:rPr>
         <w:t xml:space="preserve">Il frontespizio dell'opera — la chiave, lo statuto delle persone, i mille bersagli</w:t>
-      </w:r>
-    </w:p>
-    <w:p>
-      <w:pPr>
-        <w:pBdr>
-          <w:left w:val="single" w:color="1F3864" w:sz="18" w:space="8"/>
-        </w:pBdr>
-        <w:spacing w:after="80" w:before="80"/>
-        <w:ind w:left="360" w:right="360"/>
-        <w:jc w:val="both"/>
-      </w:pPr>
-      <w:r>
-        <w:rPr>
-          <w:rFonts w:ascii="Barlow Semi Condensed" w:cs="Barlow Semi Condensed" w:eastAsia="Barlow Semi Condensed" w:hAnsi="Barlow Semi Condensed"/>
-          <w:b/>
-          <w:bCs/>
-          <w:i w:val="false"/>
-          <w:iCs w:val="false"/>
-          <w:sz w:val="24"/>
-          <w:szCs w:val="24"/>
-        </w:rPr>
-        <w:t xml:space="preserve">La chiave, dichiarata in apertura.</w:t>
-      </w:r>
-      <w:r>
-        <w:rPr>
-          <w:rFonts w:ascii="Barlow Semi Condensed" w:cs="Barlow Semi Condensed" w:eastAsia="Barlow Semi Condensed" w:hAnsi="Barlow Semi Condensed"/>
-          <w:i w:val="false"/>
-          <w:iCs w:val="false"/>
-          <w:sz w:val="24"/>
-          <w:szCs w:val="24"/>
-        </w:rPr>
-        <w:t xml:space="preserve"> Il committente ha chiesto mille blocchi mirati di ricerca che costruiscano </w:t>
-      </w:r>
-      <w:r>
-        <w:rPr>
-          <w:rFonts w:ascii="Barlow Semi Condensed" w:cs="Barlow Semi Condensed" w:eastAsia="Barlow Semi Condensed" w:hAnsi="Barlow Semi Condensed"/>
-          <w:b/>
-          <w:bCs/>
-          <w:i w:val="false"/>
-          <w:iCs w:val="false"/>
-          <w:sz w:val="24"/>
-          <w:szCs w:val="24"/>
-        </w:rPr>
-        <w:t xml:space="preserve">una continuità</w:t>
-      </w:r>
-      <w:r>
-        <w:rPr>
-          <w:rFonts w:ascii="Barlow Semi Condensed" w:cs="Barlow Semi Condensed" w:eastAsia="Barlow Semi Condensed" w:hAnsi="Barlow Semi Condensed"/>
-          <w:i w:val="false"/>
-          <w:iCs w:val="false"/>
-          <w:sz w:val="24"/>
-          <w:szCs w:val="24"/>
-        </w:rPr>
-        <w:t xml:space="preserve"> dal Sud Africa dell'apartheid alla cosiddetta PayPal Mafia, passando per i nomi che quella continuità attraversa. La chiave è accolta e dichiarata qui come il corpus fa con ogni sua chiave: </w:t>
-      </w:r>
-      <w:r>
-        <w:rPr>
-          <w:rFonts w:ascii="Barlow Semi Condensed" w:cs="Barlow Semi Condensed" w:eastAsia="Barlow Semi Condensed" w:hAnsi="Barlow Semi Condensed"/>
-          <w:b/>
-          <w:bCs/>
-          <w:i w:val="false"/>
-          <w:iCs w:val="false"/>
-          <w:sz w:val="24"/>
-          <w:szCs w:val="24"/>
-        </w:rPr>
-        <w:t xml:space="preserve">è una lente, non una sentenza</w:t>
-      </w:r>
-      <w:r>
-        <w:rPr>
-          <w:rFonts w:ascii="Barlow Semi Condensed" w:cs="Barlow Semi Condensed" w:eastAsia="Barlow Semi Condensed" w:hAnsi="Barlow Semi Condensed"/>
-          <w:i w:val="false"/>
-          <w:iCs w:val="false"/>
-          <w:sz w:val="24"/>
-          <w:szCs w:val="24"/>
-        </w:rPr>
-        <w:t xml:space="preserve"> — e, per la prima volta in questo corpus, è anche </w:t>
-      </w:r>
-      <w:r>
-        <w:rPr>
-          <w:rFonts w:ascii="Barlow Semi Condensed" w:cs="Barlow Semi Condensed" w:eastAsia="Barlow Semi Condensed" w:hAnsi="Barlow Semi Condensed"/>
-          <w:b/>
-          <w:bCs/>
-          <w:i w:val="false"/>
-          <w:iCs w:val="false"/>
-          <w:sz w:val="24"/>
-          <w:szCs w:val="24"/>
-        </w:rPr>
-        <w:t xml:space="preserve">un'ipotesi da mettere alla prova, non una premessa da illustrare</w:t>
-      </w:r>
-      <w:r>
-        <w:rPr>
-          <w:rFonts w:ascii="Barlow Semi Condensed" w:cs="Barlow Semi Condensed" w:eastAsia="Barlow Semi Condensed" w:hAnsi="Barlow Semi Condensed"/>
-          <w:i w:val="false"/>
-          <w:iCs w:val="false"/>
-          <w:sz w:val="24"/>
-          <w:szCs w:val="24"/>
-        </w:rPr>
-        <w:t xml:space="preserve">. Un'opera che si limitasse a raccogliere ciò che conferma la continuità non sarebbe una ricerca: sarebbe un'arringa. Perciò ogni serie porta con sé i propri </w:t>
-      </w:r>
-      <w:r>
-        <w:rPr>
-          <w:rFonts w:ascii="Barlow Semi Condensed" w:cs="Barlow Semi Condensed" w:eastAsia="Barlow Semi Condensed" w:hAnsi="Barlow Semi Condensed"/>
-          <w:b/>
-          <w:bCs/>
-          <w:i w:val="false"/>
-          <w:iCs w:val="false"/>
-          <w:sz w:val="24"/>
-          <w:szCs w:val="24"/>
-        </w:rPr>
-        <w:t xml:space="preserve">bersagli di smentita</w:t>
-      </w:r>
-      <w:r>
-        <w:rPr>
-          <w:rFonts w:ascii="Barlow Semi Condensed" w:cs="Barlow Semi Condensed" w:eastAsia="Barlow Semi Condensed" w:hAnsi="Barlow Semi Condensed"/>
-          <w:i w:val="false"/>
-          <w:iCs w:val="false"/>
-          <w:sz w:val="24"/>
-          <w:szCs w:val="24"/>
-        </w:rPr>
-        <w:t xml:space="preserve">, e la tredicesima esiste per fermare la tesi nel punto in cui essa spingerebbe verso l'unica conclusione che questo corpus non ammette.</w:t>
-      </w:r>
-    </w:p>
-    <w:p>
-      <w:pPr>
-        <w:pBdr>
-          <w:left w:val="single" w:color="1F3864" w:sz="18" w:space="8"/>
-        </w:pBdr>
-        <w:spacing w:after="80" w:before="80"/>
-        <w:ind w:left="360" w:right="360"/>
-        <w:jc w:val="both"/>
-      </w:pPr>
-      <w:r>
-        <w:rPr>
-          <w:rFonts w:ascii="Barlow Semi Condensed" w:cs="Barlow Semi Condensed" w:eastAsia="Barlow Semi Condensed" w:hAnsi="Barlow Semi Condensed"/>
-          <w:b/>
-          <w:bCs/>
-          <w:i w:val="false"/>
-          <w:iCs w:val="false"/>
-          <w:sz w:val="24"/>
-          <w:szCs w:val="24"/>
-        </w:rPr>
-        <w:t xml:space="preserve">Che cosa sono i mille blocchi.</w:t>
-      </w:r>
-      <w:r>
-        <w:rPr>
-          <w:rFonts w:ascii="Barlow Semi Condensed" w:cs="Barlow Semi Condensed" w:eastAsia="Barlow Semi Condensed" w:hAnsi="Barlow Semi Condensed"/>
-          <w:i w:val="false"/>
-          <w:iCs w:val="false"/>
-          <w:sz w:val="24"/>
-          <w:szCs w:val="24"/>
-        </w:rPr>
-        <w:t xml:space="preserve"> Non sono mille affermazioni: sono </w:t>
-      </w:r>
-      <w:r>
-        <w:rPr>
-          <w:rFonts w:ascii="Barlow Semi Condensed" w:cs="Barlow Semi Condensed" w:eastAsia="Barlow Semi Condensed" w:hAnsi="Barlow Semi Condensed"/>
-          <w:b/>
-          <w:bCs/>
-          <w:i w:val="false"/>
-          <w:iCs w:val="false"/>
-          <w:sz w:val="24"/>
-          <w:szCs w:val="24"/>
-        </w:rPr>
-        <w:t xml:space="preserve">mille bersagli</w:t>
-      </w:r>
-      <w:r>
-        <w:rPr>
-          <w:rFonts w:ascii="Barlow Semi Condensed" w:cs="Barlow Semi Condensed" w:eastAsia="Barlow Semi Condensed" w:hAnsi="Barlow Semi Condensed"/>
-          <w:i w:val="false"/>
-          <w:iCs w:val="false"/>
-          <w:sz w:val="24"/>
-          <w:szCs w:val="24"/>
-        </w:rPr>
-        <w:t xml:space="preserve">. Ciascun blocco è un quesito da portare in archivio, una sede da interrogare, una regola di lettura o una lacuna verbalizzata, nella forma già usata dall'agenda di ricerca in trecento blocchi e dai nove cantieri in mille. Il criterio di riuscita non è la persuasività: è che </w:t>
-      </w:r>
-      <w:r>
-        <w:rPr>
-          <w:rFonts w:ascii="Barlow Semi Condensed" w:cs="Barlow Semi Condensed" w:eastAsia="Barlow Semi Condensed" w:hAnsi="Barlow Semi Condensed"/>
-          <w:b/>
-          <w:bCs/>
-          <w:i w:val="false"/>
-          <w:iCs w:val="false"/>
-          <w:sz w:val="24"/>
-          <w:szCs w:val="24"/>
-        </w:rPr>
-        <w:t xml:space="preserve">un terzo possa eseguire il blocco</w:t>
-      </w:r>
-      <w:r>
-        <w:rPr>
-          <w:rFonts w:ascii="Barlow Semi Condensed" w:cs="Barlow Semi Condensed" w:eastAsia="Barlow Semi Condensed" w:hAnsi="Barlow Semi Condensed"/>
-          <w:i w:val="false"/>
-          <w:iCs w:val="false"/>
-          <w:sz w:val="24"/>
-          <w:szCs w:val="24"/>
-        </w:rPr>
-        <w:t xml:space="preserve"> e ottenere un esito — anche negativo — senza dover credere a chi lo ha scritto.</w:t>
-      </w:r>
-    </w:p>
-    <w:p>
-      <w:pPr>
-        <w:pBdr>
-          <w:left w:val="single" w:color="1F3864" w:sz="18" w:space="8"/>
-        </w:pBdr>
-        <w:spacing w:after="80" w:before="80"/>
-        <w:ind w:left="360" w:right="360"/>
-        <w:jc w:val="both"/>
-      </w:pPr>
-      <w:r>
-        <w:rPr>
-          <w:rFonts w:ascii="Barlow Semi Condensed" w:cs="Barlow Semi Condensed" w:eastAsia="Barlow Semi Condensed" w:hAnsi="Barlow Semi Condensed"/>
-          <w:b/>
-          <w:bCs/>
-          <w:i w:val="false"/>
-          <w:iCs w:val="false"/>
-          <w:sz w:val="24"/>
-          <w:szCs w:val="24"/>
-        </w:rPr>
-        <w:t xml:space="preserve">Lo statuto delle persone, che qui vincola più che altrove.</w:t>
-      </w:r>
-      <w:r>
-        <w:rPr>
-          <w:rFonts w:ascii="Barlow Semi Condensed" w:cs="Barlow Semi Condensed" w:eastAsia="Barlow Semi Condensed" w:hAnsi="Barlow Semi Condensed"/>
-          <w:i w:val="false"/>
-          <w:iCs w:val="false"/>
-          <w:sz w:val="24"/>
-          <w:szCs w:val="24"/>
-        </w:rPr>
-        <w:t xml:space="preserve"> Quest'opera nomina </w:t>
-      </w:r>
-      <w:r>
-        <w:rPr>
-          <w:rFonts w:ascii="Barlow Semi Condensed" w:cs="Barlow Semi Condensed" w:eastAsia="Barlow Semi Condensed" w:hAnsi="Barlow Semi Condensed"/>
-          <w:b/>
-          <w:bCs/>
-          <w:i w:val="false"/>
-          <w:iCs w:val="false"/>
-          <w:sz w:val="24"/>
-          <w:szCs w:val="24"/>
-        </w:rPr>
-        <w:t xml:space="preserve">persone viventi</w:t>
-      </w:r>
-      <w:r>
-        <w:rPr>
-          <w:rFonts w:ascii="Barlow Semi Condensed" w:cs="Barlow Semi Condensed" w:eastAsia="Barlow Semi Condensed" w:hAnsi="Barlow Semi Condensed"/>
-          <w:i w:val="false"/>
-          <w:iCs w:val="false"/>
-          <w:sz w:val="24"/>
-          <w:szCs w:val="24"/>
-        </w:rPr>
-        <w:t xml:space="preserve">. Vale perciò, rafforzata, la regola di ferro del corpus: </w:t>
-      </w:r>
-      <w:r>
-        <w:rPr>
-          <w:rFonts w:ascii="Barlow Semi Condensed" w:cs="Barlow Semi Condensed" w:eastAsia="Barlow Semi Condensed" w:hAnsi="Barlow Semi Condensed"/>
-          <w:b/>
-          <w:bCs/>
-          <w:i w:val="false"/>
-          <w:iCs w:val="false"/>
-          <w:sz w:val="24"/>
-          <w:szCs w:val="24"/>
-        </w:rPr>
-        <w:t xml:space="preserve">nessun blocco indica alcuno come responsabile di reato</w:t>
-      </w:r>
-      <w:r>
-        <w:rPr>
-          <w:rFonts w:ascii="Barlow Semi Condensed" w:cs="Barlow Semi Condensed" w:eastAsia="Barlow Semi Condensed" w:hAnsi="Barlow Semi Condensed"/>
-          <w:i w:val="false"/>
-          <w:iCs w:val="false"/>
-          <w:sz w:val="24"/>
-          <w:szCs w:val="24"/>
-        </w:rPr>
-        <w:t xml:space="preserve">; nessuno dei soggetti nominati risulta condannato in relazione ai fatti qui indagati, e il corpus si ferma al giudicato. I nomi compaiono </w:t>
-      </w:r>
-      <w:r>
-        <w:rPr>
-          <w:rFonts w:ascii="Barlow Semi Condensed" w:cs="Barlow Semi Condensed" w:eastAsia="Barlow Semi Condensed" w:hAnsi="Barlow Semi Condensed"/>
-          <w:b/>
-          <w:bCs/>
-          <w:i w:val="false"/>
-          <w:iCs w:val="false"/>
-          <w:sz w:val="24"/>
-          <w:szCs w:val="24"/>
-        </w:rPr>
-        <w:t xml:space="preserve">soltanto per fatti pubblici e documentabili</w:t>
-      </w:r>
-      <w:r>
-        <w:rPr>
-          <w:rFonts w:ascii="Barlow Semi Condensed" w:cs="Barlow Semi Condensed" w:eastAsia="Barlow Semi Condensed" w:hAnsi="Barlow Semi Condensed"/>
-          <w:i w:val="false"/>
-          <w:iCs w:val="false"/>
-          <w:sz w:val="24"/>
-          <w:szCs w:val="24"/>
-        </w:rPr>
-        <w:t xml:space="preserve"> — nascita, residenza, cittadinanza, impiego, parentela, dichiarazioni rese pubblicamente, atti societari depositati — e mai per condotte inferite. Valgono inoltre, e senza eccezione: l'appartenenza a un Paese, a una scuola, a un'azienda o a una famiglia </w:t>
-      </w:r>
-      <w:r>
-        <w:rPr>
-          <w:rFonts w:ascii="Barlow Semi Condensed" w:cs="Barlow Semi Condensed" w:eastAsia="Barlow Semi Condensed" w:hAnsi="Barlow Semi Condensed"/>
-          <w:b/>
-          <w:bCs/>
-          <w:i w:val="false"/>
-          <w:iCs w:val="false"/>
-          <w:sz w:val="24"/>
-          <w:szCs w:val="24"/>
-        </w:rPr>
-        <w:t xml:space="preserve">non è prova di condotta</w:t>
-      </w:r>
-      <w:r>
-        <w:rPr>
-          <w:rFonts w:ascii="Barlow Semi Condensed" w:cs="Barlow Semi Condensed" w:eastAsia="Barlow Semi Condensed" w:hAnsi="Barlow Semi Condensed"/>
-          <w:i w:val="false"/>
-          <w:iCs w:val="false"/>
-          <w:sz w:val="24"/>
-          <w:szCs w:val="24"/>
-        </w:rPr>
-        <w:t xml:space="preserve">; la contemporaneità </w:t>
-      </w:r>
-      <w:r>
-        <w:rPr>
-          <w:rFonts w:ascii="Barlow Semi Condensed" w:cs="Barlow Semi Condensed" w:eastAsia="Barlow Semi Condensed" w:hAnsi="Barlow Semi Condensed"/>
-          <w:b/>
-          <w:bCs/>
-          <w:i w:val="false"/>
-          <w:iCs w:val="false"/>
-          <w:sz w:val="24"/>
-          <w:szCs w:val="24"/>
-        </w:rPr>
-        <w:t xml:space="preserve">non è prova di nesso</w:t>
-      </w:r>
-      <w:r>
-        <w:rPr>
-          <w:rFonts w:ascii="Barlow Semi Condensed" w:cs="Barlow Semi Condensed" w:eastAsia="Barlow Semi Condensed" w:hAnsi="Barlow Semi Condensed"/>
-          <w:i w:val="false"/>
-          <w:iCs w:val="false"/>
-          <w:sz w:val="24"/>
-          <w:szCs w:val="24"/>
-        </w:rPr>
-        <w:t xml:space="preserve">; l'origine </w:t>
-      </w:r>
-      <w:r>
-        <w:rPr>
-          <w:rFonts w:ascii="Barlow Semi Condensed" w:cs="Barlow Semi Condensed" w:eastAsia="Barlow Semi Condensed" w:hAnsi="Barlow Semi Condensed"/>
-          <w:b/>
-          <w:bCs/>
-          <w:i w:val="false"/>
-          <w:iCs w:val="false"/>
-          <w:sz w:val="24"/>
-          <w:szCs w:val="24"/>
-        </w:rPr>
-        <w:t xml:space="preserve">non è una colpa</w:t>
-      </w:r>
-      <w:r>
-        <w:rPr>
-          <w:rFonts w:ascii="Barlow Semi Condensed" w:cs="Barlow Semi Condensed" w:eastAsia="Barlow Semi Condensed" w:hAnsi="Barlow Semi Condensed"/>
-          <w:i w:val="false"/>
-          <w:iCs w:val="false"/>
-          <w:sz w:val="24"/>
-          <w:szCs w:val="24"/>
-        </w:rPr>
-        <w:t xml:space="preserve">; le divergenze si riportano e non si scelgono in silenzio.</w:t>
-      </w:r>
-    </w:p>
-    <w:p>
-      <w:pPr>
-        <w:pBdr>
-          <w:left w:val="single" w:color="1F3864" w:sz="18" w:space="8"/>
-        </w:pBdr>
-        <w:spacing w:after="80" w:before="80"/>
-        <w:ind w:left="360" w:right="360"/>
-        <w:jc w:val="both"/>
-      </w:pPr>
-      <w:r>
-        <w:rPr>
-          <w:rFonts w:ascii="Barlow Semi Condensed" w:cs="Barlow Semi Condensed" w:eastAsia="Barlow Semi Condensed" w:hAnsi="Barlow Semi Condensed"/>
-          <w:b/>
-          <w:bCs/>
-          <w:i w:val="false"/>
-          <w:iCs w:val="false"/>
-          <w:sz w:val="24"/>
-          <w:szCs w:val="24"/>
-        </w:rPr>
-        <w:t xml:space="preserve">La regola dei tre piani, che è il metro dell'intera opera.</w:t>
-      </w:r>
-      <w:r>
-        <w:rPr>
-          <w:rFonts w:ascii="Barlow Semi Condensed" w:cs="Barlow Semi Condensed" w:eastAsia="Barlow Semi Condensed" w:hAnsi="Barlow Semi Condensed"/>
-          <w:i w:val="false"/>
-          <w:iCs w:val="false"/>
-          <w:sz w:val="24"/>
-          <w:szCs w:val="24"/>
-        </w:rPr>
-        <w:t xml:space="preserve"> </w:t>
-      </w:r>
-      <w:r>
-        <w:rPr>
-          <w:rFonts w:ascii="Barlow Semi Condensed" w:cs="Barlow Semi Condensed" w:eastAsia="Barlow Semi Condensed" w:hAnsi="Barlow Semi Condensed"/>
-          <w:b/>
-          <w:bCs/>
-          <w:i w:val="false"/>
-          <w:iCs w:val="false"/>
-          <w:sz w:val="24"/>
-          <w:szCs w:val="24"/>
-        </w:rPr>
-        <w:t xml:space="preserve">Piano 1</w:t>
-      </w:r>
-      <w:r>
-        <w:rPr>
-          <w:rFonts w:ascii="Barlow Semi Condensed" w:cs="Barlow Semi Condensed" w:eastAsia="Barlow Semi Condensed" w:hAnsi="Barlow Semi Condensed"/>
-          <w:i w:val="false"/>
-          <w:iCs w:val="false"/>
-          <w:sz w:val="24"/>
-          <w:szCs w:val="24"/>
-        </w:rPr>
-        <w:t xml:space="preserve">: rapporto diretto documentato — un atto, un registro, un contratto, un verbale che nomini le due parti. </w:t>
-      </w:r>
-      <w:r>
-        <w:rPr>
-          <w:rFonts w:ascii="Barlow Semi Condensed" w:cs="Barlow Semi Condensed" w:eastAsia="Barlow Semi Condensed" w:hAnsi="Barlow Semi Condensed"/>
-          <w:b/>
-          <w:bCs/>
-          <w:i w:val="false"/>
-          <w:iCs w:val="false"/>
-          <w:sz w:val="24"/>
-          <w:szCs w:val="24"/>
-        </w:rPr>
-        <w:t xml:space="preserve">Piano 2</w:t>
-      </w:r>
-      <w:r>
-        <w:rPr>
-          <w:rFonts w:ascii="Barlow Semi Condensed" w:cs="Barlow Semi Condensed" w:eastAsia="Barlow Semi Condensed" w:hAnsi="Barlow Semi Condensed"/>
-          <w:i w:val="false"/>
-          <w:iCs w:val="false"/>
-          <w:sz w:val="24"/>
-          <w:szCs w:val="24"/>
-        </w:rPr>
-        <w:t xml:space="preserve">: convergenza strutturale entro la stessa cornice — due fatti reali che condividono un ambiente e non un legame. </w:t>
-      </w:r>
-      <w:r>
-        <w:rPr>
-          <w:rFonts w:ascii="Barlow Semi Condensed" w:cs="Barlow Semi Condensed" w:eastAsia="Barlow Semi Condensed" w:hAnsi="Barlow Semi Condensed"/>
-          <w:b/>
-          <w:bCs/>
-          <w:i w:val="false"/>
-          <w:iCs w:val="false"/>
-          <w:sz w:val="24"/>
-          <w:szCs w:val="24"/>
-        </w:rPr>
-        <w:t xml:space="preserve">Piano 3</w:t>
-      </w:r>
-      <w:r>
-        <w:rPr>
-          <w:rFonts w:ascii="Barlow Semi Condensed" w:cs="Barlow Semi Condensed" w:eastAsia="Barlow Semi Condensed" w:hAnsi="Barlow Semi Condensed"/>
-          <w:i w:val="false"/>
-          <w:iCs w:val="false"/>
-          <w:sz w:val="24"/>
-          <w:szCs w:val="24"/>
-        </w:rPr>
-        <w:t xml:space="preserve">: affermazione terziaria priva di riscontro — la circolazione pubblica che si autocita. </w:t>
-      </w:r>
-      <w:r>
-        <w:rPr>
-          <w:rFonts w:ascii="Barlow Semi Condensed" w:cs="Barlow Semi Condensed" w:eastAsia="Barlow Semi Condensed" w:hAnsi="Barlow Semi Condensed"/>
-          <w:i w:val="false"/>
-          <w:iCs w:val="false"/>
-          <w:sz w:val="24"/>
-          <w:szCs w:val="24"/>
-        </w:rPr>
-        <w:t xml:space="preserve">Un ponte è reale solo al piano 1.</w:t>
-      </w:r>
-      <w:r>
-        <w:rPr>
-          <w:rFonts w:ascii="Barlow Semi Condensed" w:cs="Barlow Semi Condensed" w:eastAsia="Barlow Semi Condensed" w:hAnsi="Barlow Semi Condensed"/>
-          <w:i w:val="false"/>
-          <w:iCs w:val="false"/>
-          <w:sz w:val="24"/>
-          <w:szCs w:val="24"/>
-        </w:rPr>
-        <w:t xml:space="preserve"> I piani 2 e 3 si registrano come tali e </w:t>
-      </w:r>
-      <w:r>
-        <w:rPr>
-          <w:rFonts w:ascii="Barlow Semi Condensed" w:cs="Barlow Semi Condensed" w:eastAsia="Barlow Semi Condensed" w:hAnsi="Barlow Semi Condensed"/>
-          <w:b/>
-          <w:bCs/>
-          <w:i w:val="false"/>
-          <w:iCs w:val="false"/>
-          <w:sz w:val="24"/>
-          <w:szCs w:val="24"/>
-        </w:rPr>
-        <w:t xml:space="preserve">non si promuovono mai a nesso causale</w:t>
-      </w:r>
-      <w:r>
-        <w:rPr>
-          <w:rFonts w:ascii="Barlow Semi Condensed" w:cs="Barlow Semi Condensed" w:eastAsia="Barlow Semi Condensed" w:hAnsi="Barlow Semi Condensed"/>
-          <w:i w:val="false"/>
-          <w:iCs w:val="false"/>
-          <w:sz w:val="24"/>
-          <w:szCs w:val="24"/>
-        </w:rPr>
-        <w:t xml:space="preserve">. Vale infine lo </w:t>
-      </w:r>
-      <w:r>
-        <w:rPr>
-          <w:rFonts w:ascii="Barlow Semi Condensed" w:cs="Barlow Semi Condensed" w:eastAsia="Barlow Semi Condensed" w:hAnsi="Barlow Semi Condensed"/>
-          <w:b/>
-          <w:bCs/>
-          <w:i w:val="false"/>
-          <w:iCs w:val="false"/>
-          <w:sz w:val="24"/>
-          <w:szCs w:val="24"/>
-        </w:rPr>
-        <w:t xml:space="preserve">Stato Zero</w:t>
-      </w:r>
-      <w:r>
-        <w:rPr>
-          <w:rFonts w:ascii="Barlow Semi Condensed" w:cs="Barlow Semi Condensed" w:eastAsia="Barlow Semi Condensed" w:hAnsi="Barlow Semi Condensed"/>
-          <w:i w:val="false"/>
-          <w:iCs w:val="false"/>
-          <w:sz w:val="24"/>
-          <w:szCs w:val="24"/>
-        </w:rPr>
-        <w:t xml:space="preserve">: l'esito negativo è un'acquisizione di pieno valore, e si scrive sempre con la sede d'archivio che lo chiuderebbe.</w:t>
-      </w:r>
-    </w:p>
-    <w:p>
-      <w:pPr>
-        <w:pBdr>
-          <w:left w:val="single" w:color="1F3864" w:sz="18" w:space="8"/>
-        </w:pBdr>
-        <w:spacing w:after="80" w:before="80"/>
-        <w:ind w:left="360" w:right="360"/>
-        <w:jc w:val="both"/>
-      </w:pPr>
-      <w:r>
-        <w:rPr>
-          <w:rFonts w:ascii="Barlow Semi Condensed" w:cs="Barlow Semi Condensed" w:eastAsia="Barlow Semi Condensed" w:hAnsi="Barlow Semi Condensed"/>
-          <w:b/>
-          <w:bCs/>
-          <w:i w:val="false"/>
-          <w:iCs w:val="false"/>
-          <w:sz w:val="24"/>
-          <w:szCs w:val="24"/>
-        </w:rPr>
-        <w:t xml:space="preserve">Omologia e analogia, e perché qui la distinzione è tutto.</w:t>
-      </w:r>
-      <w:r>
-        <w:rPr>
-          <w:rFonts w:ascii="Barlow Semi Condensed" w:cs="Barlow Semi Condensed" w:eastAsia="Barlow Semi Condensed" w:hAnsi="Barlow Semi Condensed"/>
-          <w:i w:val="false"/>
-          <w:iCs w:val="false"/>
-          <w:sz w:val="24"/>
-          <w:szCs w:val="24"/>
-        </w:rPr>
-        <w:t xml:space="preserve"> Il corpus ha fissato altrove la coppia che qui governa ogni pagina: due strutture simili possono discendere da un antenato comune — </w:t>
-      </w:r>
-      <w:r>
-        <w:rPr>
-          <w:rFonts w:ascii="Barlow Semi Condensed" w:cs="Barlow Semi Condensed" w:eastAsia="Barlow Semi Condensed" w:hAnsi="Barlow Semi Condensed"/>
-          <w:b/>
-          <w:bCs/>
-          <w:i w:val="false"/>
-          <w:iCs w:val="false"/>
-          <w:sz w:val="24"/>
-          <w:szCs w:val="24"/>
-        </w:rPr>
-        <w:t xml:space="preserve">omologia</w:t>
-      </w:r>
-      <w:r>
-        <w:rPr>
-          <w:rFonts w:ascii="Barlow Semi Condensed" w:cs="Barlow Semi Condensed" w:eastAsia="Barlow Semi Condensed" w:hAnsi="Barlow Semi Condensed"/>
-          <w:i w:val="false"/>
-          <w:iCs w:val="false"/>
-          <w:sz w:val="24"/>
-          <w:szCs w:val="24"/>
-        </w:rPr>
-        <w:t xml:space="preserve"> — oppure essere convergenze indipendenti in ambienti simili — </w:t>
-      </w:r>
-      <w:r>
-        <w:rPr>
-          <w:rFonts w:ascii="Barlow Semi Condensed" w:cs="Barlow Semi Condensed" w:eastAsia="Barlow Semi Condensed" w:hAnsi="Barlow Semi Condensed"/>
-          <w:b/>
-          <w:bCs/>
-          <w:i w:val="false"/>
-          <w:iCs w:val="false"/>
-          <w:sz w:val="24"/>
-          <w:szCs w:val="24"/>
-        </w:rPr>
-        <w:t xml:space="preserve">analogia</w:t>
-      </w:r>
-      <w:r>
-        <w:rPr>
-          <w:rFonts w:ascii="Barlow Semi Condensed" w:cs="Barlow Semi Condensed" w:eastAsia="Barlow Semi Condensed" w:hAnsi="Barlow Semi Condensed"/>
-          <w:i w:val="false"/>
-          <w:iCs w:val="false"/>
-          <w:sz w:val="24"/>
-          <w:szCs w:val="24"/>
-        </w:rPr>
-        <w:t xml:space="preserve"> — e </w:t>
-      </w:r>
-      <w:r>
-        <w:rPr>
-          <w:rFonts w:ascii="Barlow Semi Condensed" w:cs="Barlow Semi Condensed" w:eastAsia="Barlow Semi Condensed" w:hAnsi="Barlow Semi Condensed"/>
-          <w:i w:val="false"/>
-          <w:iCs w:val="false"/>
-          <w:sz w:val="24"/>
-          <w:szCs w:val="24"/>
-        </w:rPr>
-        <w:t xml:space="preserve">dalla somiglianza del risultato non si deduce l'antenato</w:t>
-      </w:r>
-      <w:r>
-        <w:rPr>
-          <w:rFonts w:ascii="Barlow Semi Condensed" w:cs="Barlow Semi Condensed" w:eastAsia="Barlow Semi Condensed" w:hAnsi="Barlow Semi Condensed"/>
-          <w:i w:val="false"/>
-          <w:iCs w:val="false"/>
-          <w:sz w:val="24"/>
-          <w:szCs w:val="24"/>
-        </w:rPr>
-        <w:t xml:space="preserve">. Che un gruppo di persone nate o cresciute nell'Africa australe sotto un regime segregazionista sia poi confluito in una medesima impresa californiana è un </w:t>
-      </w:r>
-      <w:r>
-        <w:rPr>
-          <w:rFonts w:ascii="Barlow Semi Condensed" w:cs="Barlow Semi Condensed" w:eastAsia="Barlow Semi Condensed" w:hAnsi="Barlow Semi Condensed"/>
-          <w:b/>
-          <w:bCs/>
-          <w:i w:val="false"/>
-          <w:iCs w:val="false"/>
-          <w:sz w:val="24"/>
-          <w:szCs w:val="24"/>
-        </w:rPr>
-        <w:t xml:space="preserve">fatto</w:t>
-      </w:r>
-      <w:r>
-        <w:rPr>
-          <w:rFonts w:ascii="Barlow Semi Condensed" w:cs="Barlow Semi Condensed" w:eastAsia="Barlow Semi Condensed" w:hAnsi="Barlow Semi Condensed"/>
-          <w:i w:val="false"/>
-          <w:iCs w:val="false"/>
-          <w:sz w:val="24"/>
-          <w:szCs w:val="24"/>
-        </w:rPr>
-        <w:t xml:space="preserve">; che ne discenda una trasmissione di dottrina è un'</w:t>
-      </w:r>
-      <w:r>
-        <w:rPr>
-          <w:rFonts w:ascii="Barlow Semi Condensed" w:cs="Barlow Semi Condensed" w:eastAsia="Barlow Semi Condensed" w:hAnsi="Barlow Semi Condensed"/>
-          <w:b/>
-          <w:bCs/>
-          <w:i w:val="false"/>
-          <w:iCs w:val="false"/>
-          <w:sz w:val="24"/>
-          <w:szCs w:val="24"/>
-        </w:rPr>
-        <w:t xml:space="preserve">ipotesi</w:t>
-      </w:r>
-      <w:r>
-        <w:rPr>
-          <w:rFonts w:ascii="Barlow Semi Condensed" w:cs="Barlow Semi Condensed" w:eastAsia="Barlow Semi Condensed" w:hAnsi="Barlow Semi Condensed"/>
-          <w:i w:val="false"/>
-          <w:iCs w:val="false"/>
-          <w:sz w:val="24"/>
-          <w:szCs w:val="24"/>
-        </w:rPr>
-        <w:t xml:space="preserve">, e il test è uno solo e non è retorico: un documento di provenienza che nomini la controparte. Dove manca, si registra una convergenza e ci si ferma.</w:t>
-      </w:r>
-    </w:p>
-    <w:p>
-      <w:pPr>
-        <w:pBdr>
-          <w:left w:val="single" w:color="1F3864" w:sz="18" w:space="8"/>
-        </w:pBdr>
-        <w:spacing w:after="80" w:before="80"/>
-        <w:ind w:left="360" w:right="360"/>
-        <w:jc w:val="both"/>
-      </w:pPr>
-      <w:r>
-        <w:rPr>
-          <w:rFonts w:ascii="Barlow Semi Condensed" w:cs="Barlow Semi Condensed" w:eastAsia="Barlow Semi Condensed" w:hAnsi="Barlow Semi Condensed"/>
-          <w:b/>
-          <w:bCs/>
-          <w:i w:val="false"/>
-          <w:iCs w:val="false"/>
-          <w:sz w:val="24"/>
-          <w:szCs w:val="24"/>
-        </w:rPr>
-        <w:t xml:space="preserve">Un avvertimento sulle fonti, che va messo in copertina perché qui pesa più che altrove.</w:t>
-      </w:r>
-      <w:r>
-        <w:rPr>
-          <w:rFonts w:ascii="Barlow Semi Condensed" w:cs="Barlow Semi Condensed" w:eastAsia="Barlow Semi Condensed" w:hAnsi="Barlow Semi Condensed"/>
-          <w:i w:val="false"/>
-          <w:iCs w:val="false"/>
-          <w:sz w:val="24"/>
-          <w:szCs w:val="24"/>
-        </w:rPr>
-        <w:t xml:space="preserve"> Su questa materia </w:t>
-      </w:r>
-      <w:r>
-        <w:rPr>
-          <w:rFonts w:ascii="Barlow Semi Condensed" w:cs="Barlow Semi Condensed" w:eastAsia="Barlow Semi Condensed" w:hAnsi="Barlow Semi Condensed"/>
-          <w:b/>
-          <w:bCs/>
-          <w:i w:val="false"/>
-          <w:iCs w:val="false"/>
-          <w:sz w:val="24"/>
-          <w:szCs w:val="24"/>
-        </w:rPr>
-        <w:t xml:space="preserve">la letteratura in rete è inquinata in modo eccezionale</w:t>
-      </w:r>
-      <w:r>
-        <w:rPr>
-          <w:rFonts w:ascii="Barlow Semi Condensed" w:cs="Barlow Semi Condensed" w:eastAsia="Barlow Semi Condensed" w:hAnsi="Barlow Semi Condensed"/>
-          <w:i w:val="false"/>
-          <w:iCs w:val="false"/>
-          <w:sz w:val="24"/>
-          <w:szCs w:val="24"/>
-        </w:rPr>
-        <w:t xml:space="preserve">. Le stesse formulazioni ricorrono identiche su decine di siti militanti — d'accusa e di difesa — senza che alcuno di essi aggiunga un documento; il numero delle ripetizioni non aggiunge valore probatorio, ed è replicazione senza informazione nuova. Restano perciò </w:t>
-      </w:r>
-      <w:r>
-        <w:rPr>
-          <w:rFonts w:ascii="Barlow Semi Condensed" w:cs="Barlow Semi Condensed" w:eastAsia="Barlow Semi Condensed" w:hAnsi="Barlow Semi Condensed"/>
-          <w:b/>
-          <w:bCs/>
-          <w:i w:val="false"/>
-          <w:iCs w:val="false"/>
-          <w:sz w:val="24"/>
-          <w:szCs w:val="24"/>
-        </w:rPr>
-        <w:t xml:space="preserve">escluse come fonti citabili</w:t>
-      </w:r>
-      <w:r>
-        <w:rPr>
-          <w:rFonts w:ascii="Barlow Semi Condensed" w:cs="Barlow Semi Condensed" w:eastAsia="Barlow Semi Condensed" w:hAnsi="Barlow Semi Condensed"/>
-          <w:i w:val="false"/>
-          <w:iCs w:val="false"/>
-          <w:sz w:val="24"/>
-          <w:szCs w:val="24"/>
-        </w:rPr>
-        <w:t xml:space="preserve">, per decisione del committente già vigente nel corpus, </w:t>
-      </w:r>
-      <w:r>
-        <w:rPr>
-          <w:rFonts w:ascii="Barlow Semi Condensed" w:cs="Barlow Semi Condensed" w:eastAsia="Barlow Semi Condensed" w:hAnsi="Barlow Semi Condensed"/>
-          <w:i w:val="false"/>
-          <w:iCs w:val="false"/>
-          <w:sz w:val="24"/>
-          <w:szCs w:val="24"/>
-        </w:rPr>
-        <w:t xml:space="preserve">il manifesto</w:t>
-      </w:r>
-      <w:r>
-        <w:rPr>
-          <w:rFonts w:ascii="Barlow Semi Condensed" w:cs="Barlow Semi Condensed" w:eastAsia="Barlow Semi Condensed" w:hAnsi="Barlow Semi Condensed"/>
-          <w:i w:val="false"/>
-          <w:iCs w:val="false"/>
-          <w:sz w:val="24"/>
-          <w:szCs w:val="24"/>
-        </w:rPr>
-        <w:t xml:space="preserve"> e </w:t>
-      </w:r>
-      <w:r>
-        <w:rPr>
-          <w:rFonts w:ascii="Barlow Semi Condensed" w:cs="Barlow Semi Condensed" w:eastAsia="Barlow Semi Condensed" w:hAnsi="Barlow Semi Condensed"/>
-          <w:b/>
-          <w:bCs/>
-          <w:i w:val="false"/>
-          <w:iCs w:val="false"/>
-          <w:sz w:val="24"/>
-          <w:szCs w:val="24"/>
-        </w:rPr>
-        <w:t xml:space="preserve">Grokipedia</w:t>
-      </w:r>
-      <w:r>
-        <w:rPr>
-          <w:rFonts w:ascii="Barlow Semi Condensed" w:cs="Barlow Semi Condensed" w:eastAsia="Barlow Semi Condensed" w:hAnsi="Barlow Semi Condensed"/>
-          <w:i w:val="false"/>
-          <w:iCs w:val="false"/>
-          <w:sz w:val="24"/>
-          <w:szCs w:val="24"/>
-        </w:rPr>
-        <w:t xml:space="preserve"> — quest'ultima con una ragione ulteriore e propria di quest'opera: sul tema qui trattato </w:t>
-      </w:r>
-      <w:r>
-        <w:rPr>
-          <w:rFonts w:ascii="Barlow Semi Condensed" w:cs="Barlow Semi Condensed" w:eastAsia="Barlow Semi Condensed" w:hAnsi="Barlow Semi Condensed"/>
-          <w:b/>
-          <w:bCs/>
-          <w:i w:val="false"/>
-          <w:iCs w:val="false"/>
-          <w:sz w:val="24"/>
-          <w:szCs w:val="24"/>
-        </w:rPr>
-        <w:t xml:space="preserve">è parte in causa</w:t>
-      </w:r>
-      <w:r>
-        <w:rPr>
-          <w:rFonts w:ascii="Barlow Semi Condensed" w:cs="Barlow Semi Condensed" w:eastAsia="Barlow Semi Condensed" w:hAnsi="Barlow Semi Condensed"/>
-          <w:i w:val="false"/>
-          <w:iCs w:val="false"/>
-          <w:sz w:val="24"/>
-          <w:szCs w:val="24"/>
-        </w:rPr>
-        <w:t xml:space="preserve">, essendo espressione della società di uno dei soggetti nominati. Un'enciclopedia scritta da un interessato non è una fonte terza, quale che ne sia la qualità.</w:t>
-      </w:r>
-    </w:p>
-    <w:p>
-      <w:pPr>
-        <w:pBdr>
-          <w:left w:val="single" w:color="1F3864" w:sz="18" w:space="8"/>
-        </w:pBdr>
-        <w:spacing w:after="80" w:before="80"/>
-        <w:ind w:left="360" w:right="360"/>
-        <w:jc w:val="both"/>
-      </w:pPr>
-      <w:r>
-        <w:rPr>
-          <w:rFonts w:ascii="Barlow Semi Condensed" w:cs="Barlow Semi Condensed" w:eastAsia="Barlow Semi Condensed" w:hAnsi="Barlow Semi Condensed"/>
-          <w:b/>
-          <w:bCs/>
-          <w:i w:val="false"/>
-          <w:iCs w:val="false"/>
-          <w:sz w:val="24"/>
-          <w:szCs w:val="24"/>
-        </w:rPr>
-        <w:t xml:space="preserve">I quattro ancoraggi verificati in apertura.</w:t>
-      </w:r>
-      <w:r>
-        <w:rPr>
-          <w:rFonts w:ascii="Barlow Semi Condensed" w:cs="Barlow Semi Condensed" w:eastAsia="Barlow Semi Condensed" w:hAnsi="Barlow Semi Condensed"/>
-          <w:i w:val="false"/>
-          <w:iCs w:val="false"/>
-          <w:sz w:val="24"/>
-          <w:szCs w:val="24"/>
-        </w:rPr>
-        <w:t xml:space="preserve"> Prima di aprire le serie si fissa il poco che è solido, perché su questo non si congettura. </w:t>
-      </w:r>
-      <w:r>
-        <w:rPr>
-          <w:rFonts w:ascii="Barlow Semi Condensed" w:cs="Barlow Semi Condensed" w:eastAsia="Barlow Semi Condensed" w:hAnsi="Barlow Semi Condensed"/>
-          <w:b/>
-          <w:bCs/>
-          <w:i w:val="false"/>
-          <w:iCs w:val="false"/>
-          <w:sz w:val="24"/>
-          <w:szCs w:val="24"/>
-        </w:rPr>
-        <w:t xml:space="preserve">Primo</w:t>
-      </w:r>
-      <w:r>
-        <w:rPr>
-          <w:rFonts w:ascii="Barlow Semi Condensed" w:cs="Barlow Semi Condensed" w:eastAsia="Barlow Semi Condensed" w:hAnsi="Barlow Semi Condensed"/>
-          <w:i w:val="false"/>
-          <w:iCs w:val="false"/>
-          <w:sz w:val="24"/>
-          <w:szCs w:val="24"/>
-        </w:rPr>
-        <w:t xml:space="preserve">: Roelof Botha, direttore finanziario di PayPal e poi socio e managing partner di Sequoia Capital, </w:t>
-      </w:r>
-      <w:r>
-        <w:rPr>
-          <w:rFonts w:ascii="Barlow Semi Condensed" w:cs="Barlow Semi Condensed" w:eastAsia="Barlow Semi Condensed" w:hAnsi="Barlow Semi Condensed"/>
-          <w:b/>
-          <w:bCs/>
-          <w:i w:val="false"/>
-          <w:iCs w:val="false"/>
-          <w:sz w:val="24"/>
-          <w:szCs w:val="24"/>
-        </w:rPr>
-        <w:t xml:space="preserve">è nipote di Pik Botha</w:t>
-      </w:r>
-      <w:r>
-        <w:rPr>
-          <w:rFonts w:ascii="Barlow Semi Condensed" w:cs="Barlow Semi Condensed" w:eastAsia="Barlow Semi Condensed" w:hAnsi="Barlow Semi Condensed"/>
-          <w:i w:val="false"/>
-          <w:iCs w:val="false"/>
-          <w:sz w:val="24"/>
-          <w:szCs w:val="24"/>
-        </w:rPr>
-        <w:t xml:space="preserve"> — Roelof Frederik Botha, ministro degli Esteri sudafricano dal 1977 al 1994, il più longevo della storia del Paese, poi ministro delle Miniere e dell'Energia nel primo governo Mandela. È </w:t>
-      </w:r>
-      <w:r>
-        <w:rPr>
-          <w:rFonts w:ascii="Barlow Semi Condensed" w:cs="Barlow Semi Condensed" w:eastAsia="Barlow Semi Condensed" w:hAnsi="Barlow Semi Condensed"/>
-          <w:b/>
-          <w:bCs/>
-          <w:i w:val="false"/>
-          <w:iCs w:val="false"/>
-          <w:sz w:val="24"/>
-          <w:szCs w:val="24"/>
-        </w:rPr>
-        <w:t xml:space="preserve">piano 1</w:t>
-      </w:r>
-      <w:r>
-        <w:rPr>
-          <w:rFonts w:ascii="Barlow Semi Condensed" w:cs="Barlow Semi Condensed" w:eastAsia="Barlow Semi Condensed" w:hAnsi="Barlow Semi Condensed"/>
-          <w:i w:val="false"/>
-          <w:iCs w:val="false"/>
-          <w:sz w:val="24"/>
-          <w:szCs w:val="24"/>
-        </w:rPr>
-        <w:t xml:space="preserve">: parentela documentata. </w:t>
-      </w:r>
-      <w:r>
-        <w:rPr>
-          <w:rFonts w:ascii="Barlow Semi Condensed" w:cs="Barlow Semi Condensed" w:eastAsia="Barlow Semi Condensed" w:hAnsi="Barlow Semi Condensed"/>
-          <w:b/>
-          <w:bCs/>
-          <w:i w:val="false"/>
-          <w:iCs w:val="false"/>
-          <w:sz w:val="24"/>
-          <w:szCs w:val="24"/>
-        </w:rPr>
-        <w:t xml:space="preserve">Secondo</w:t>
-      </w:r>
-      <w:r>
-        <w:rPr>
-          <w:rFonts w:ascii="Barlow Semi Condensed" w:cs="Barlow Semi Condensed" w:eastAsia="Barlow Semi Condensed" w:hAnsi="Barlow Semi Condensed"/>
-          <w:i w:val="false"/>
-          <w:iCs w:val="false"/>
-          <w:sz w:val="24"/>
-          <w:szCs w:val="24"/>
-        </w:rPr>
-        <w:t xml:space="preserve">: Peter Thiel, nato a Francoforte nel 1967, visse con la famiglia a </w:t>
-      </w:r>
-      <w:r>
-        <w:rPr>
-          <w:rFonts w:ascii="Barlow Semi Condensed" w:cs="Barlow Semi Condensed" w:eastAsia="Barlow Semi Condensed" w:hAnsi="Barlow Semi Condensed"/>
-          <w:b/>
-          <w:bCs/>
-          <w:i w:val="false"/>
-          <w:iCs w:val="false"/>
-          <w:sz w:val="24"/>
-          <w:szCs w:val="24"/>
-        </w:rPr>
-        <w:t xml:space="preserve">Swakopmund</w:t>
-      </w:r>
-      <w:r>
-        <w:rPr>
-          <w:rFonts w:ascii="Barlow Semi Condensed" w:cs="Barlow Semi Condensed" w:eastAsia="Barlow Semi Condensed" w:hAnsi="Barlow Semi Condensed"/>
-          <w:i w:val="false"/>
-          <w:iCs w:val="false"/>
-          <w:sz w:val="24"/>
-          <w:szCs w:val="24"/>
-        </w:rPr>
-        <w:t xml:space="preserve">, nell'Africa del Sud-Ovest allora amministrata dal Sud Africa, negli anni della costruzione della miniera di uranio di Rössing, dove il padre — ingegnere chimico — lavorava per un'impresa del cantiere. </w:t>
-      </w:r>
-      <w:r>
-        <w:rPr>
-          <w:rFonts w:ascii="Barlow Semi Condensed" w:cs="Barlow Semi Condensed" w:eastAsia="Barlow Semi Condensed" w:hAnsi="Barlow Semi Condensed"/>
-          <w:b/>
-          <w:bCs/>
-          <w:i w:val="false"/>
-          <w:iCs w:val="false"/>
-          <w:sz w:val="24"/>
-          <w:szCs w:val="24"/>
-        </w:rPr>
-        <w:t xml:space="preserve">Terzo</w:t>
-      </w:r>
-      <w:r>
-        <w:rPr>
-          <w:rFonts w:ascii="Barlow Semi Condensed" w:cs="Barlow Semi Condensed" w:eastAsia="Barlow Semi Condensed" w:hAnsi="Barlow Semi Condensed"/>
-          <w:i w:val="false"/>
-          <w:iCs w:val="false"/>
-          <w:sz w:val="24"/>
-          <w:szCs w:val="24"/>
-        </w:rPr>
-        <w:t xml:space="preserve">: Joshua Norman Haldeman, nonno materno di Elon Musk, canadese, aderente al movimento </w:t>
-      </w:r>
-      <w:r>
-        <w:rPr>
-          <w:rFonts w:ascii="Barlow Semi Condensed" w:cs="Barlow Semi Condensed" w:eastAsia="Barlow Semi Condensed" w:hAnsi="Barlow Semi Condensed"/>
-          <w:b/>
-          <w:bCs/>
-          <w:i w:val="false"/>
-          <w:iCs w:val="false"/>
-          <w:sz w:val="24"/>
-          <w:szCs w:val="24"/>
-        </w:rPr>
-        <w:t xml:space="preserve">Technocracy</w:t>
-      </w:r>
-      <w:r>
-        <w:rPr>
-          <w:rFonts w:ascii="Barlow Semi Condensed" w:cs="Barlow Semi Condensed" w:eastAsia="Barlow Semi Condensed" w:hAnsi="Barlow Semi Condensed"/>
-          <w:i w:val="false"/>
-          <w:iCs w:val="false"/>
-          <w:sz w:val="24"/>
-          <w:szCs w:val="24"/>
-        </w:rPr>
-        <w:t xml:space="preserve">, emigrò in Sud Africa nel 1950 e vi sostenne pubblicamente l'apartheid. </w:t>
-      </w:r>
-      <w:r>
-        <w:rPr>
-          <w:rFonts w:ascii="Barlow Semi Condensed" w:cs="Barlow Semi Condensed" w:eastAsia="Barlow Semi Condensed" w:hAnsi="Barlow Semi Condensed"/>
-          <w:b/>
-          <w:bCs/>
-          <w:i w:val="false"/>
-          <w:iCs w:val="false"/>
-          <w:sz w:val="24"/>
-          <w:szCs w:val="24"/>
-        </w:rPr>
-        <w:t xml:space="preserve">Quarto</w:t>
-      </w:r>
-      <w:r>
-        <w:rPr>
-          <w:rFonts w:ascii="Barlow Semi Condensed" w:cs="Barlow Semi Condensed" w:eastAsia="Barlow Semi Condensed" w:hAnsi="Barlow Semi Condensed"/>
-          <w:i w:val="false"/>
-          <w:iCs w:val="false"/>
-          <w:sz w:val="24"/>
-          <w:szCs w:val="24"/>
-        </w:rPr>
-        <w:t xml:space="preserve">: la locuzione «PayPal Mafia» </w:t>
-      </w:r>
-      <w:r>
-        <w:rPr>
-          <w:rFonts w:ascii="Barlow Semi Condensed" w:cs="Barlow Semi Condensed" w:eastAsia="Barlow Semi Condensed" w:hAnsi="Barlow Semi Condensed"/>
-          <w:b/>
-          <w:bCs/>
-          <w:i w:val="false"/>
-          <w:iCs w:val="false"/>
-          <w:sz w:val="24"/>
-          <w:szCs w:val="24"/>
-        </w:rPr>
-        <w:t xml:space="preserve">non è un'autodefinizione</w:t>
-      </w:r>
-      <w:r>
-        <w:rPr>
-          <w:rFonts w:ascii="Barlow Semi Condensed" w:cs="Barlow Semi Condensed" w:eastAsia="Barlow Semi Condensed" w:hAnsi="Barlow Semi Condensed"/>
-          <w:i w:val="false"/>
-          <w:iCs w:val="false"/>
-          <w:sz w:val="24"/>
-          <w:szCs w:val="24"/>
-        </w:rPr>
-        <w:t xml:space="preserve">: nasce da un servizio di copertina di </w:t>
-      </w:r>
-      <w:r>
-        <w:rPr>
-          <w:rFonts w:ascii="Barlow Semi Condensed" w:cs="Barlow Semi Condensed" w:eastAsia="Barlow Semi Condensed" w:hAnsi="Barlow Semi Condensed"/>
-          <w:i w:val="false"/>
-          <w:iCs w:val="false"/>
-          <w:sz w:val="24"/>
-          <w:szCs w:val="24"/>
-        </w:rPr>
-        <w:t xml:space="preserve">Fortune</w:t>
-      </w:r>
-      <w:r>
-        <w:rPr>
-          <w:rFonts w:ascii="Barlow Semi Condensed" w:cs="Barlow Semi Condensed" w:eastAsia="Barlow Semi Condensed" w:hAnsi="Barlow Semi Condensed"/>
-          <w:i w:val="false"/>
-          <w:iCs w:val="false"/>
-          <w:sz w:val="24"/>
-          <w:szCs w:val="24"/>
-        </w:rPr>
-        <w:t xml:space="preserve"> del novembre 2007, con una fotografia di gruppo alla quale </w:t>
-      </w:r>
-      <w:r>
-        <w:rPr>
-          <w:rFonts w:ascii="Barlow Semi Condensed" w:cs="Barlow Semi Condensed" w:eastAsia="Barlow Semi Condensed" w:hAnsi="Barlow Semi Condensed"/>
-          <w:b/>
-          <w:bCs/>
-          <w:i w:val="false"/>
-          <w:iCs w:val="false"/>
-          <w:sz w:val="24"/>
-          <w:szCs w:val="24"/>
-        </w:rPr>
-        <w:t xml:space="preserve">Elon Musk non partecipò</w:t>
-      </w:r>
-      <w:r>
-        <w:rPr>
-          <w:rFonts w:ascii="Barlow Semi Condensed" w:cs="Barlow Semi Condensed" w:eastAsia="Barlow Semi Condensed" w:hAnsi="Barlow Semi Condensed"/>
-          <w:i w:val="false"/>
-          <w:iCs w:val="false"/>
-          <w:sz w:val="24"/>
-          <w:szCs w:val="24"/>
-        </w:rPr>
-        <w:t xml:space="preserve">.</w:t>
-      </w:r>
-    </w:p>
-    <w:p>
-      <w:pPr>
-        <w:pBdr>
-          <w:left w:val="single" w:color="1F3864" w:sz="18" w:space="8"/>
-        </w:pBdr>
-        <w:spacing w:after="80" w:before="80"/>
-        <w:ind w:left="360" w:right="360"/>
-        <w:jc w:val="both"/>
-      </w:pPr>
-      <w:r>
-        <w:rPr>
-          <w:rFonts w:ascii="Barlow Semi Condensed" w:cs="Barlow Semi Condensed" w:eastAsia="Barlow Semi Condensed" w:hAnsi="Barlow Semi Condensed"/>
-          <w:b/>
-          <w:bCs/>
-          <w:i w:val="false"/>
-          <w:iCs w:val="false"/>
-          <w:sz w:val="24"/>
-          <w:szCs w:val="24"/>
-        </w:rPr>
-        <w:t xml:space="preserve">E la prima trappola, che è già nel quarto ancoraggio.</w:t>
-      </w:r>
-      <w:r>
-        <w:rPr>
-          <w:rFonts w:ascii="Barlow Semi Condensed" w:cs="Barlow Semi Condensed" w:eastAsia="Barlow Semi Condensed" w:hAnsi="Barlow Semi Condensed"/>
-          <w:i w:val="false"/>
-          <w:iCs w:val="false"/>
-          <w:sz w:val="24"/>
-          <w:szCs w:val="24"/>
-        </w:rPr>
-        <w:t xml:space="preserve"> L'immagine fondativa del gruppo non contiene uno dei due nomi che il committente ha posto al centro della domanda. Il dettaglio non smentisce nulla — Musk fu cofondatore e maggiore azionista individuale della società — ma insegna subito il metodo: </w:t>
-      </w:r>
-      <w:r>
-        <w:rPr>
-          <w:rFonts w:ascii="Barlow Semi Condensed" w:cs="Barlow Semi Condensed" w:eastAsia="Barlow Semi Condensed" w:hAnsi="Barlow Semi Condensed"/>
-          <w:b/>
-          <w:bCs/>
-          <w:i w:val="false"/>
-          <w:iCs w:val="false"/>
-          <w:sz w:val="24"/>
-          <w:szCs w:val="24"/>
-        </w:rPr>
-        <w:t xml:space="preserve">la categoria «PayPal Mafia» è una costruzione giornalistica del 2007</w:t>
-      </w:r>
-      <w:r>
-        <w:rPr>
-          <w:rFonts w:ascii="Barlow Semi Condensed" w:cs="Barlow Semi Condensed" w:eastAsia="Barlow Semi Condensed" w:hAnsi="Barlow Semi Condensed"/>
-          <w:i w:val="false"/>
-          <w:iCs w:val="false"/>
-          <w:sz w:val="24"/>
-          <w:szCs w:val="24"/>
-        </w:rPr>
-        <w:t xml:space="preserve">, non un ente con atto costitutivo, e chi la tratta come un soggetto unitario ha già commesso il primo errore di questa materia. Ogni blocco che la usa deve dire di chi parla, nominando le persone, e mai «il gruppo».</w:t>
-      </w:r>
-    </w:p>
-    <w:p>
-      <w:pPr>
-        <w:pBdr>
-          <w:left w:val="single" w:color="1F3864" w:sz="18" w:space="8"/>
-        </w:pBdr>
-        <w:spacing w:after="80" w:before="80"/>
-        <w:ind w:left="360" w:right="360"/>
-        <w:jc w:val="both"/>
-      </w:pPr>
-      <w:r>
-        <w:rPr>
-          <w:rFonts w:ascii="Barlow Semi Condensed" w:cs="Barlow Semi Condensed" w:eastAsia="Barlow Semi Condensed" w:hAnsi="Barlow Semi Condensed"/>
-          <w:b/>
-          <w:bCs/>
-          <w:i w:val="false"/>
-          <w:iCs w:val="false"/>
-          <w:sz w:val="24"/>
-          <w:szCs w:val="24"/>
-        </w:rPr>
-        <w:t xml:space="preserve">Perché quest'opera sta dentro l'Opera integrale, e con quale riserva.</w:t>
-      </w:r>
-      <w:r>
-        <w:rPr>
-          <w:rFonts w:ascii="Barlow Semi Condensed" w:cs="Barlow Semi Condensed" w:eastAsia="Barlow Semi Condensed" w:hAnsi="Barlow Semi Condensed"/>
-          <w:i w:val="false"/>
-          <w:iCs w:val="false"/>
-          <w:sz w:val="24"/>
-          <w:szCs w:val="24"/>
-        </w:rPr>
-        <w:t xml:space="preserve"> Il committente ha disposto che questi mille blocchi entrino nel volume maggiore del corpus come </w:t>
-      </w:r>
-      <w:r>
-        <w:rPr>
-          <w:rFonts w:ascii="Barlow Semi Condensed" w:cs="Barlow Semi Condensed" w:eastAsia="Barlow Semi Condensed" w:hAnsi="Barlow Semi Condensed"/>
-          <w:b/>
-          <w:bCs/>
-          <w:i w:val="false"/>
-          <w:iCs w:val="false"/>
-          <w:sz w:val="24"/>
-          <w:szCs w:val="24"/>
-        </w:rPr>
-        <w:t xml:space="preserve">Libro tredicesimo</w:t>
-      </w:r>
-      <w:r>
-        <w:rPr>
-          <w:rFonts w:ascii="Barlow Semi Condensed" w:cs="Barlow Semi Condensed" w:eastAsia="Barlow Semi Condensed" w:hAnsi="Barlow Semi Condensed"/>
-          <w:i w:val="false"/>
-          <w:iCs w:val="false"/>
-          <w:sz w:val="24"/>
-          <w:szCs w:val="24"/>
-        </w:rPr>
-        <w:t xml:space="preserve">, sotto il titolo che quel volume porta in copertina: «La Seconda Guerra Mondiale non ha mai avuto fine». La disposizione si esegue e si dichiara, insieme al suo limite. Il raccordo è </w:t>
-      </w:r>
-      <w:r>
-        <w:rPr>
-          <w:rFonts w:ascii="Barlow Semi Condensed" w:cs="Barlow Semi Condensed" w:eastAsia="Barlow Semi Condensed" w:hAnsi="Barlow Semi Condensed"/>
-          <w:b/>
-          <w:bCs/>
-          <w:i w:val="false"/>
-          <w:iCs w:val="false"/>
-          <w:sz w:val="24"/>
-          <w:szCs w:val="24"/>
-        </w:rPr>
-        <w:t xml:space="preserve">tematico e non documentale</w:t>
-      </w:r>
-      <w:r>
-        <w:rPr>
-          <w:rFonts w:ascii="Barlow Semi Condensed" w:cs="Barlow Semi Condensed" w:eastAsia="Barlow Semi Condensed" w:hAnsi="Barlow Semi Condensed"/>
-          <w:i w:val="false"/>
-          <w:iCs w:val="false"/>
-          <w:sz w:val="24"/>
-          <w:szCs w:val="24"/>
-        </w:rPr>
-        <w:t xml:space="preserve">: l'apartheid come prosecuzione australe della guerra fredda appartiene alla stessa lente che intesta l'opera-madre, ed è una lente. </w:t>
-      </w:r>
-      <w:r>
-        <w:rPr>
-          <w:rFonts w:ascii="Barlow Semi Condensed" w:cs="Barlow Semi Condensed" w:eastAsia="Barlow Semi Condensed" w:hAnsi="Barlow Semi Condensed"/>
-          <w:b/>
-          <w:bCs/>
-          <w:i w:val="false"/>
-          <w:iCs w:val="false"/>
-          <w:sz w:val="24"/>
-          <w:szCs w:val="24"/>
-        </w:rPr>
-        <w:t xml:space="preserve">Nessun documento noto collega il caso Moro alle vicende qui trattate</w:t>
-      </w:r>
-      <w:r>
-        <w:rPr>
-          <w:rFonts w:ascii="Barlow Semi Condensed" w:cs="Barlow Semi Condensed" w:eastAsia="Barlow Semi Condensed" w:hAnsi="Barlow Semi Condensed"/>
-          <w:i w:val="false"/>
-          <w:iCs w:val="false"/>
-          <w:sz w:val="24"/>
-          <w:szCs w:val="24"/>
-        </w:rPr>
-        <w:t xml:space="preserve">, e nessun blocco di questo Libro lo insinua.  La ricognizione meccanica sul corpus, eseguita prima di scrivere questa riga, dà </w:t>
-      </w:r>
-      <w:r>
-        <w:rPr>
-          <w:rFonts w:ascii="Barlow Semi Condensed" w:cs="Barlow Semi Condensed" w:eastAsia="Barlow Semi Condensed" w:hAnsi="Barlow Semi Condensed"/>
-          <w:b/>
-          <w:bCs/>
-          <w:i w:val="false"/>
-          <w:iCs w:val="false"/>
-          <w:sz w:val="24"/>
-          <w:szCs w:val="24"/>
-        </w:rPr>
-        <w:t xml:space="preserve">zero occorrenze</w:t>
-      </w:r>
-      <w:r>
-        <w:rPr>
-          <w:rFonts w:ascii="Barlow Semi Condensed" w:cs="Barlow Semi Condensed" w:eastAsia="Barlow Semi Condensed" w:hAnsi="Barlow Semi Condensed"/>
-          <w:i w:val="false"/>
-          <w:iCs w:val="false"/>
-          <w:sz w:val="24"/>
-          <w:szCs w:val="24"/>
-        </w:rPr>
-        <w:t xml:space="preserve"> per Musk, Thiel, Botha, PayPal, Silicon Valley, Namibia e «Sud Africa» in tutti gli altri Libri. Ma </w:t>
-      </w:r>
-      <w:r>
-        <w:rPr>
-          <w:rFonts w:ascii="Barlow Semi Condensed" w:cs="Barlow Semi Condensed" w:eastAsia="Barlow Semi Condensed" w:hAnsi="Barlow Semi Condensed"/>
-          <w:b/>
-          <w:bCs/>
-          <w:i w:val="false"/>
-          <w:iCs w:val="false"/>
-          <w:sz w:val="24"/>
-          <w:szCs w:val="24"/>
-        </w:rPr>
-        <w:t xml:space="preserve">non dà zero per «apartheid»</w:t>
-      </w:r>
-      <w:r>
-        <w:rPr>
-          <w:rFonts w:ascii="Barlow Semi Condensed" w:cs="Barlow Semi Condensed" w:eastAsia="Barlow Semi Condensed" w:hAnsi="Barlow Semi Condensed"/>
-          <w:i w:val="false"/>
-          <w:iCs w:val="false"/>
-          <w:sz w:val="24"/>
-          <w:szCs w:val="24"/>
-        </w:rPr>
-        <w:t xml:space="preserve">, e la precisazione vale più dell'esito che mi aspettavo: il termine compare due volte, e una delle due è un </w:t>
-      </w:r>
-      <w:r>
-        <w:rPr>
-          <w:rFonts w:ascii="Barlow Semi Condensed" w:cs="Barlow Semi Condensed" w:eastAsia="Barlow Semi Condensed" w:hAnsi="Barlow Semi Condensed"/>
-          <w:b/>
-          <w:bCs/>
-          <w:i w:val="false"/>
-          <w:iCs w:val="false"/>
-          <w:sz w:val="24"/>
-          <w:szCs w:val="24"/>
-        </w:rPr>
-        <w:t xml:space="preserve">nodo consolidato</w:t>
-      </w:r>
-      <w:r>
-        <w:rPr>
-          <w:rFonts w:ascii="Barlow Semi Condensed" w:cs="Barlow Semi Condensed" w:eastAsia="Barlow Semi Condensed" w:hAnsi="Barlow Semi Condensed"/>
-          <w:i w:val="false"/>
-          <w:iCs w:val="false"/>
-          <w:sz w:val="24"/>
-          <w:szCs w:val="24"/>
-        </w:rPr>
-        <w:t xml:space="preserve"> del corpus — E-16 della triangolazione Guevara-Moro, il discorso all'Assemblea Generale delle Nazioni Unite dell'</w:t>
-      </w:r>
-      <w:r>
-        <w:rPr>
-          <w:rFonts w:ascii="Barlow Semi Condensed" w:cs="Barlow Semi Condensed" w:eastAsia="Barlow Semi Condensed" w:hAnsi="Barlow Semi Condensed"/>
-          <w:b/>
-          <w:bCs/>
-          <w:i w:val="false"/>
-          <w:iCs w:val="false"/>
-          <w:sz w:val="24"/>
-          <w:szCs w:val="24"/>
-        </w:rPr>
-        <w:t xml:space="preserve">11 dicembre 1964</w:t>
-      </w:r>
-      <w:r>
-        <w:rPr>
-          <w:rFonts w:ascii="Barlow Semi Condensed" w:cs="Barlow Semi Condensed" w:eastAsia="Barlow Semi Condensed" w:hAnsi="Barlow Semi Condensed"/>
-          <w:i w:val="false"/>
-          <w:iCs w:val="false"/>
-          <w:sz w:val="24"/>
-          <w:szCs w:val="24"/>
-        </w:rPr>
-        <w:t xml:space="preserve">, in cui il soggetto del Libro terzo denuncia dalla tribuna il colonialismo e l'apartheid. L'altra è il capitolo congolese, cioè il teatro africano della guerra fredda. Il ponte fra i due Libri esiste dunque, ed è esattamente uno: </w:t>
-      </w:r>
-      <w:r>
-        <w:rPr>
-          <w:rFonts w:ascii="Barlow Semi Condensed" w:cs="Barlow Semi Condensed" w:eastAsia="Barlow Semi Condensed" w:hAnsi="Barlow Semi Condensed"/>
-          <w:b/>
-          <w:bCs/>
-          <w:i w:val="false"/>
-          <w:iCs w:val="false"/>
-          <w:sz w:val="24"/>
-          <w:szCs w:val="24"/>
-        </w:rPr>
-        <w:t xml:space="preserve">un atto pubblico di denuncia, datato e documentato</w:t>
-      </w:r>
-      <w:r>
-        <w:rPr>
-          <w:rFonts w:ascii="Barlow Semi Condensed" w:cs="Barlow Semi Condensed" w:eastAsia="Barlow Semi Condensed" w:hAnsi="Barlow Semi Condensed"/>
-          <w:i w:val="false"/>
-          <w:iCs w:val="false"/>
-          <w:sz w:val="24"/>
-          <w:szCs w:val="24"/>
-        </w:rPr>
-        <w:t xml:space="preserve">, che riguarda il regime e non le persone di quest'opera. È poco, e va detto che è poco. Ma è un piano 1, e un piano 1 sottile vale più di dieci convergenze suggestive.  Il Libro tredicesimo si aggiunge perciò come </w:t>
-      </w:r>
-      <w:r>
-        <w:rPr>
-          <w:rFonts w:ascii="Barlow Semi Condensed" w:cs="Barlow Semi Condensed" w:eastAsia="Barlow Semi Condensed" w:hAnsi="Barlow Semi Condensed"/>
-          <w:b/>
-          <w:bCs/>
-          <w:i w:val="false"/>
-          <w:iCs w:val="false"/>
-          <w:sz w:val="24"/>
-          <w:szCs w:val="24"/>
-        </w:rPr>
-        <w:t xml:space="preserve">nuovo fronte della stessa domanda</w:t>
-      </w:r>
-      <w:r>
-        <w:rPr>
-          <w:rFonts w:ascii="Barlow Semi Condensed" w:cs="Barlow Semi Condensed" w:eastAsia="Barlow Semi Condensed" w:hAnsi="Barlow Semi Condensed"/>
-          <w:i w:val="false"/>
-          <w:iCs w:val="false"/>
-          <w:sz w:val="24"/>
-          <w:szCs w:val="24"/>
-        </w:rPr>
-        <w:t xml:space="preserve"> — che cosa non è finito nel 1945 — e non come tassello di una trama unica. Chi lo leggesse nel secondo senso avrebbe fatto esattamente ciò che l'intera architettura dei tre piani serve a impedire.</w:t>
-      </w:r>
-    </w:p>
-    <w:p>
-      <w:pPr>
-        <w:pBdr>
-          <w:left w:val="single" w:color="1F3864" w:sz="18" w:space="8"/>
-        </w:pBdr>
-        <w:spacing w:after="80" w:before="80"/>
-        <w:ind w:left="360" w:right="360"/>
-        <w:jc w:val="both"/>
-      </w:pPr>
-      <w:r>
-        <w:rPr>
-          <w:rFonts w:ascii="Barlow Semi Condensed" w:cs="Barlow Semi Condensed" w:eastAsia="Barlow Semi Condensed" w:hAnsi="Barlow Semi Condensed"/>
-          <w:b/>
-          <w:bCs/>
-          <w:i w:val="false"/>
-          <w:iCs w:val="false"/>
-          <w:sz w:val="24"/>
-          <w:szCs w:val="24"/>
-        </w:rPr>
-        <w:t xml:space="preserve">Che cosa quest'opera si vieta.</w:t>
-      </w:r>
-      <w:r>
-        <w:rPr>
-          <w:rFonts w:ascii="Barlow Semi Condensed" w:cs="Barlow Semi Condensed" w:eastAsia="Barlow Semi Condensed" w:hAnsi="Barlow Semi Condensed"/>
-          <w:i w:val="false"/>
-          <w:iCs w:val="false"/>
-          <w:sz w:val="24"/>
-          <w:szCs w:val="24"/>
-        </w:rPr>
-        <w:t xml:space="preserve"> Non stabilirà che esista un centro; non dedurrà una condotta da un'origine; non attribuirà a un vivente le opinioni di un ascendente; non tratterà un'infanzia come una scelta; non presenterà una convergenza come un piano. E non concluderà. </w:t>
-      </w:r>
-      <w:r>
-        <w:rPr>
-          <w:rFonts w:ascii="Barlow Semi Condensed" w:cs="Barlow Semi Condensed" w:eastAsia="Barlow Semi Condensed" w:hAnsi="Barlow Semi Condensed"/>
-          <w:b/>
-          <w:bCs/>
-          <w:i w:val="false"/>
-          <w:iCs w:val="false"/>
-          <w:sz w:val="24"/>
-          <w:szCs w:val="24"/>
-        </w:rPr>
-        <w:t xml:space="preserve">Un'indagine produce atti, non colpevoli</w:t>
-      </w:r>
-      <w:r>
-        <w:rPr>
-          <w:rFonts w:ascii="Barlow Semi Condensed" w:cs="Barlow Semi Condensed" w:eastAsia="Barlow Semi Condensed" w:hAnsi="Barlow Semi Condensed"/>
-          <w:i w:val="false"/>
-          <w:iCs w:val="false"/>
-          <w:sz w:val="24"/>
-          <w:szCs w:val="24"/>
-        </w:rPr>
-        <w:t xml:space="preserve"> — e mille bersagli di ricerca non sono mille prove: sono mille modi di rendere il proprio lavoro falsificabile da chi verrà dopo.</w:t>
-      </w:r>
-    </w:p>
-    <w:p>
-      <w:pPr>
-        <w:pBdr>
-          <w:bottom w:val="single" w:color="999999" w:sz="6" w:space="1"/>
-        </w:pBdr>
-        <w:spacing w:after="80"/>
-      </w:pPr>
-    </w:p>
-    <w:p>
-      <w:pPr>
-        <w:pStyle w:val="Heading1"/>
-        <w:spacing w:after="120" w:before="240"/>
-      </w:pPr>
-      <w:r>
-        <w:rPr>
-          <w:rFonts w:ascii="Barlow Semi Condensed" w:cs="Barlow Semi Condensed" w:eastAsia="Barlow Semi Condensed" w:hAnsi="Barlow Semi Condensed"/>
-          <w:sz w:val="24"/>
-          <w:szCs w:val="24"/>
-        </w:rPr>
-        <w:t xml:space="preserve">Il meridiano e la valle</w:t>
-      </w:r>
-    </w:p>
-    <w:p>
-      <w:pPr>
-        <w:pStyle w:val="Heading2"/>
-        <w:spacing w:after="100" w:before="200"/>
-      </w:pPr>
-      <w:r>
-        <w:rPr>
-          <w:rFonts w:ascii="Barlow Semi Condensed" w:cs="Barlow Semi Condensed" w:eastAsia="Barlow Semi Condensed" w:hAnsi="Barlow Semi Condensed"/>
-          <w:sz w:val="24"/>
-          <w:szCs w:val="24"/>
-        </w:rPr>
-        <w:t xml:space="preserve">Dal Sud Africa dell'apartheid alla PayPal Mafia — mille blocchi mirati di ricerca</w:t>
       </w:r>
     </w:p>
     <w:p>

--- a/IL_MERIDIANO_E_LA_VALLE_DAL_SUD_AFRICA_ALLA_PAYPAL_MAFIA.docx
+++ b/IL_MERIDIANO_E_LA_VALLE_DAL_SUD_AFRICA_ALLA_PAYPAL_MAFIA.docx
@@ -15025,7 +15025,7 @@
           <w:sz w:val="24"/>
           <w:szCs w:val="24"/>
         </w:rPr>
-        <w:t xml:space="preserve">Serie ottava — La formazione: scuole, universita, coscrizione</w:t>
+        <w:t xml:space="preserve">Serie ottava — La formazione: scuole, università, coscrizione</w:t>
       </w:r>
     </w:p>
     <w:p>
@@ -20899,7 +20899,7 @@
           <w:sz w:val="24"/>
           <w:szCs w:val="24"/>
         </w:rPr>
-        <w:t xml:space="preserve">Serie undicesima — Il denaro: veicoli, giurisdizioni, e cio che e pubblico</w:t>
+        <w:t xml:space="preserve">Serie undicesima — Il denaro: veicoli, giurisdizioni, e ciò che è pubblico</w:t>
       </w:r>
     </w:p>
     <w:p>

--- a/IL_MERIDIANO_E_LA_VALLE_DAL_SUD_AFRICA_ALLA_PAYPAL_MAFIA.docx
+++ b/IL_MERIDIANO_E_LA_VALLE_DAL_SUD_AFRICA_ALLA_PAYPAL_MAFIA.docx
@@ -1537,7 +1537,7 @@
           <w:sz w:val="24"/>
           <w:szCs w:val="24"/>
         </w:rPr>
-        <w:t xml:space="preserve">Libro tredicesimo</w:t>
+        <w:t xml:space="preserve">Libro quattordicesimo</w:t>
       </w:r>
       <w:r>
         <w:rPr>
@@ -1547,19 +1547,17 @@
           <w:sz w:val="24"/>
           <w:szCs w:val="24"/>
         </w:rPr>
-        <w:t xml:space="preserve">, sotto il titolo che quel volume porta in copertina: «La Seconda Guerra Mondiale non ha mai avuto fine». La disposizione si esegue e si dichiara, insieme al suo limite. Il raccordo è </w:t>
-      </w:r>
-      <w:r>
-        <w:rPr>
-          <w:rFonts w:ascii="Barlow Semi Condensed" w:cs="Barlow Semi Condensed" w:eastAsia="Barlow Semi Condensed" w:hAnsi="Barlow Semi Condensed"/>
-          <w:b/>
-          <w:bCs/>
+        <w:t xml:space="preserve">, sotto il titolo che quel volume porta in copertina: «La Seconda Guerra Mondiale non ha mai avuto fine». </w:t>
+      </w:r>
+      <w:r>
+        <w:rPr>
+          <w:rFonts w:ascii="Barlow Semi Condensed" w:cs="Barlow Semi Condensed" w:eastAsia="Barlow Semi Condensed" w:hAnsi="Barlow Semi Condensed"/>
           <w:i w:val="false"/>
           <w:iCs w:val="false"/>
           <w:sz w:val="24"/>
           <w:szCs w:val="24"/>
         </w:rPr>
-        <w:t xml:space="preserve">tematico e non documentale</w:t>
+        <w:t xml:space="preserve">(La disposizione originaria diceva «Libro tredicesimo»: il numero è slittato di uno il 26 agosto 2026, quando il Dossier maggiore dell'autore è stato inserito come Libro quarto. Cambia la posizione, non la disposizione.)</w:t>
       </w:r>
       <w:r>
         <w:rPr>
@@ -1569,7 +1567,7 @@
           <w:sz w:val="24"/>
           <w:szCs w:val="24"/>
         </w:rPr>
-        <w:t xml:space="preserve">: l'apartheid come prosecuzione australe della guerra fredda appartiene alla stessa lente che intesta l'opera-madre, ed è una lente. </w:t>
+        <w:t xml:space="preserve"> La disposizione si esegue e si dichiara, insieme al suo limite. Il raccordo è </w:t>
       </w:r>
       <w:r>
         <w:rPr>
@@ -1581,7 +1579,7 @@
           <w:sz w:val="24"/>
           <w:szCs w:val="24"/>
         </w:rPr>
-        <w:t xml:space="preserve">Nessun documento noto collega il caso Moro alle vicende qui trattate</w:t>
+        <w:t xml:space="preserve">tematico e non documentale</w:t>
       </w:r>
       <w:r>
         <w:rPr>
@@ -1591,7 +1589,7 @@
           <w:sz w:val="24"/>
           <w:szCs w:val="24"/>
         </w:rPr>
-        <w:t xml:space="preserve">, e nessun blocco di questo Libro lo insinua.  La ricognizione meccanica sul corpus, eseguita prima di scrivere questa riga, dà </w:t>
+        <w:t xml:space="preserve">: l'apartheid come prosecuzione australe della guerra fredda appartiene alla stessa lente che intesta l'opera-madre, ed è una lente. </w:t>
       </w:r>
       <w:r>
         <w:rPr>
@@ -1603,7 +1601,7 @@
           <w:sz w:val="24"/>
           <w:szCs w:val="24"/>
         </w:rPr>
-        <w:t xml:space="preserve">zero occorrenze</w:t>
+        <w:t xml:space="preserve">Nessun documento noto collega il caso Moro alle vicende qui trattate</w:t>
       </w:r>
       <w:r>
         <w:rPr>
@@ -1613,7 +1611,7 @@
           <w:sz w:val="24"/>
           <w:szCs w:val="24"/>
         </w:rPr>
-        <w:t xml:space="preserve"> per Musk, Thiel, Botha, PayPal, Silicon Valley, Namibia e «Sud Africa» in tutti gli altri Libri. Ma </w:t>
+        <w:t xml:space="preserve">, e nessun blocco di questo Libro lo insinua.  La ricognizione meccanica sul corpus, eseguita prima di scrivere questa riga, dà </w:t>
       </w:r>
       <w:r>
         <w:rPr>
@@ -1625,7 +1623,7 @@
           <w:sz w:val="24"/>
           <w:szCs w:val="24"/>
         </w:rPr>
-        <w:t xml:space="preserve">non dà zero per «apartheid»</w:t>
+        <w:t xml:space="preserve">zero occorrenze</w:t>
       </w:r>
       <w:r>
         <w:rPr>
@@ -1635,7 +1633,7 @@
           <w:sz w:val="24"/>
           <w:szCs w:val="24"/>
         </w:rPr>
-        <w:t xml:space="preserve">, e la precisazione vale più dell'esito che mi aspettavo: il termine compare due volte, e una delle due è un </w:t>
+        <w:t xml:space="preserve"> per Musk, Thiel, Botha, PayPal, Silicon Valley, Namibia e «Sud Africa» in tutti gli altri Libri. Ma </w:t>
       </w:r>
       <w:r>
         <w:rPr>
@@ -1647,7 +1645,7 @@
           <w:sz w:val="24"/>
           <w:szCs w:val="24"/>
         </w:rPr>
-        <w:t xml:space="preserve">nodo consolidato</w:t>
+        <w:t xml:space="preserve">non dà zero per «apartheid»</w:t>
       </w:r>
       <w:r>
         <w:rPr>
@@ -1657,7 +1655,7 @@
           <w:sz w:val="24"/>
           <w:szCs w:val="24"/>
         </w:rPr>
-        <w:t xml:space="preserve"> del corpus — E-16 della triangolazione Guevara-Moro, il discorso all'Assemblea Generale delle Nazioni Unite dell'</w:t>
+        <w:t xml:space="preserve">, e la precisazione vale più dell'esito che mi aspettavo: il termine compare due volte, e una delle due è un </w:t>
       </w:r>
       <w:r>
         <w:rPr>
@@ -1669,7 +1667,7 @@
           <w:sz w:val="24"/>
           <w:szCs w:val="24"/>
         </w:rPr>
-        <w:t xml:space="preserve">11 dicembre 1964</w:t>
+        <w:t xml:space="preserve">nodo consolidato</w:t>
       </w:r>
       <w:r>
         <w:rPr>
@@ -1679,7 +1677,7 @@
           <w:sz w:val="24"/>
           <w:szCs w:val="24"/>
         </w:rPr>
-        <w:t xml:space="preserve">, in cui il soggetto del Libro terzo denuncia dalla tribuna il colonialismo e l'apartheid. L'altra è il capitolo congolese, cioè il teatro africano della guerra fredda. Il ponte fra i due Libri esiste dunque, ed è esattamente uno: </w:t>
+        <w:t xml:space="preserve"> del corpus — E-16 della triangolazione Guevara-Moro, il discorso all'Assemblea Generale delle Nazioni Unite dell'</w:t>
       </w:r>
       <w:r>
         <w:rPr>
@@ -1691,7 +1689,7 @@
           <w:sz w:val="24"/>
           <w:szCs w:val="24"/>
         </w:rPr>
-        <w:t xml:space="preserve">un atto pubblico di denuncia, datato e documentato</w:t>
+        <w:t xml:space="preserve">11 dicembre 1964</w:t>
       </w:r>
       <w:r>
         <w:rPr>
@@ -1701,7 +1699,365 @@
           <w:sz w:val="24"/>
           <w:szCs w:val="24"/>
         </w:rPr>
-        <w:t xml:space="preserve">, che riguarda il regime e non le persone di quest'opera. È poco, e va detto che è poco. Ma è un piano 1, e un piano 1 sottile vale più di dieci convergenze suggestive.  Il Libro tredicesimo si aggiunge perciò come </w:t>
+        <w:t xml:space="preserve">, in cui il soggetto del Libro terzo denuncia dalla tribuna il colonialismo e l'apartheid. L'altra è il capitolo congolese, cioè il teatro africano della guerra fredda. Il ponte fra i due Libri esiste dunque, ed è esattamente uno: </w:t>
+      </w:r>
+      <w:r>
+        <w:rPr>
+          <w:rFonts w:ascii="Barlow Semi Condensed" w:cs="Barlow Semi Condensed" w:eastAsia="Barlow Semi Condensed" w:hAnsi="Barlow Semi Condensed"/>
+          <w:b/>
+          <w:bCs/>
+          <w:i w:val="false"/>
+          <w:iCs w:val="false"/>
+          <w:sz w:val="24"/>
+          <w:szCs w:val="24"/>
+        </w:rPr>
+        <w:t xml:space="preserve">un atto pubblico di denuncia, datato e documentato</w:t>
+      </w:r>
+      <w:r>
+        <w:rPr>
+          <w:rFonts w:ascii="Barlow Semi Condensed" w:cs="Barlow Semi Condensed" w:eastAsia="Barlow Semi Condensed" w:hAnsi="Barlow Semi Condensed"/>
+          <w:i w:val="false"/>
+          <w:iCs w:val="false"/>
+          <w:sz w:val="24"/>
+          <w:szCs w:val="24"/>
+        </w:rPr>
+        <w:t xml:space="preserve">, che riguarda il regime e non le persone di quest'opera. È poco, e va detto che è poco. Ma è un piano 1, e un piano 1 sottile vale più di dieci convergenze suggestive. </w:t>
+      </w:r>
+      <w:r>
+        <w:rPr>
+          <w:rFonts w:ascii="Barlow Semi Condensed" w:cs="Barlow Semi Condensed" w:eastAsia="Barlow Semi Condensed" w:hAnsi="Barlow Semi Condensed"/>
+          <w:b/>
+          <w:bCs/>
+          <w:i w:val="false"/>
+          <w:iCs w:val="false"/>
+          <w:sz w:val="24"/>
+          <w:szCs w:val="24"/>
+        </w:rPr>
+        <w:t xml:space="preserve">[Aggiornamento del 26 agosto 2026 — il perimetro è cambiato, e va detto.]</w:t>
+      </w:r>
+      <w:r>
+        <w:rPr>
+          <w:rFonts w:ascii="Barlow Semi Condensed" w:cs="Barlow Semi Condensed" w:eastAsia="Barlow Semi Condensed" w:hAnsi="Barlow Semi Condensed"/>
+          <w:i w:val="false"/>
+          <w:iCs w:val="false"/>
+          <w:sz w:val="24"/>
+          <w:szCs w:val="24"/>
+        </w:rPr>
+        <w:t xml:space="preserve"> Questa ricognizione fu eseguita quando il corpus contava tredici Libri. Il 26 agosto 2026 vi è entrato, come </w:t>
+      </w:r>
+      <w:r>
+        <w:rPr>
+          <w:rFonts w:ascii="Barlow Semi Condensed" w:cs="Barlow Semi Condensed" w:eastAsia="Barlow Semi Condensed" w:hAnsi="Barlow Semi Condensed"/>
+          <w:b/>
+          <w:bCs/>
+          <w:i w:val="false"/>
+          <w:iCs w:val="false"/>
+          <w:sz w:val="24"/>
+          <w:szCs w:val="24"/>
+        </w:rPr>
+        <w:t xml:space="preserve">Libro quarto</w:t>
+      </w:r>
+      <w:r>
+        <w:rPr>
+          <w:rFonts w:ascii="Barlow Semi Condensed" w:cs="Barlow Semi Condensed" w:eastAsia="Barlow Semi Condensed" w:hAnsi="Barlow Semi Condensed"/>
+          <w:i w:val="false"/>
+          <w:iCs w:val="false"/>
+          <w:sz w:val="24"/>
+          <w:szCs w:val="24"/>
+        </w:rPr>
+        <w:t xml:space="preserve">, il Dossier maggiore dell'autore, e la ricognizione è stata rieseguita sul perimetro allargato. </w:t>
+      </w:r>
+      <w:r>
+        <w:rPr>
+          <w:rFonts w:ascii="Barlow Semi Condensed" w:cs="Barlow Semi Condensed" w:eastAsia="Barlow Semi Condensed" w:hAnsi="Barlow Semi Condensed"/>
+          <w:b/>
+          <w:bCs/>
+          <w:i w:val="false"/>
+          <w:iCs w:val="false"/>
+          <w:sz w:val="24"/>
+          <w:szCs w:val="24"/>
+        </w:rPr>
+        <w:t xml:space="preserve">L'esito muta su due stringhe e su una soltanto in modo sostanziale.</w:t>
+      </w:r>
+      <w:r>
+        <w:rPr>
+          <w:rFonts w:ascii="Barlow Semi Condensed" w:cs="Barlow Semi Condensed" w:eastAsia="Barlow Semi Condensed" w:hAnsi="Barlow Semi Condensed"/>
+          <w:i w:val="false"/>
+          <w:iCs w:val="false"/>
+          <w:sz w:val="24"/>
+          <w:szCs w:val="24"/>
+        </w:rPr>
+        <w:t xml:space="preserve"> </w:t>
+      </w:r>
+      <w:r>
+        <w:rPr>
+          <w:rFonts w:ascii="Barlow Semi Condensed" w:cs="Barlow Semi Condensed" w:eastAsia="Barlow Semi Condensed" w:hAnsi="Barlow Semi Condensed"/>
+          <w:i w:val="false"/>
+          <w:iCs w:val="false"/>
+          <w:sz w:val="24"/>
+          <w:szCs w:val="24"/>
+        </w:rPr>
+        <w:t xml:space="preserve">Musk</w:t>
+      </w:r>
+      <w:r>
+        <w:rPr>
+          <w:rFonts w:ascii="Barlow Semi Condensed" w:cs="Barlow Semi Condensed" w:eastAsia="Barlow Semi Condensed" w:hAnsi="Barlow Semi Condensed"/>
+          <w:i w:val="false"/>
+          <w:iCs w:val="false"/>
+          <w:sz w:val="24"/>
+          <w:szCs w:val="24"/>
+        </w:rPr>
+        <w:t xml:space="preserve">, </w:t>
+      </w:r>
+      <w:r>
+        <w:rPr>
+          <w:rFonts w:ascii="Barlow Semi Condensed" w:cs="Barlow Semi Condensed" w:eastAsia="Barlow Semi Condensed" w:hAnsi="Barlow Semi Condensed"/>
+          <w:i w:val="false"/>
+          <w:iCs w:val="false"/>
+          <w:sz w:val="24"/>
+          <w:szCs w:val="24"/>
+        </w:rPr>
+        <w:t xml:space="preserve">Thiel</w:t>
+      </w:r>
+      <w:r>
+        <w:rPr>
+          <w:rFonts w:ascii="Barlow Semi Condensed" w:cs="Barlow Semi Condensed" w:eastAsia="Barlow Semi Condensed" w:hAnsi="Barlow Semi Condensed"/>
+          <w:i w:val="false"/>
+          <w:iCs w:val="false"/>
+          <w:sz w:val="24"/>
+          <w:szCs w:val="24"/>
+        </w:rPr>
+        <w:t xml:space="preserve">, </w:t>
+      </w:r>
+      <w:r>
+        <w:rPr>
+          <w:rFonts w:ascii="Barlow Semi Condensed" w:cs="Barlow Semi Condensed" w:eastAsia="Barlow Semi Condensed" w:hAnsi="Barlow Semi Condensed"/>
+          <w:i w:val="false"/>
+          <w:iCs w:val="false"/>
+          <w:sz w:val="24"/>
+          <w:szCs w:val="24"/>
+        </w:rPr>
+        <w:t xml:space="preserve">Botha</w:t>
+      </w:r>
+      <w:r>
+        <w:rPr>
+          <w:rFonts w:ascii="Barlow Semi Condensed" w:cs="Barlow Semi Condensed" w:eastAsia="Barlow Semi Condensed" w:hAnsi="Barlow Semi Condensed"/>
+          <w:i w:val="false"/>
+          <w:iCs w:val="false"/>
+          <w:sz w:val="24"/>
+          <w:szCs w:val="24"/>
+        </w:rPr>
+        <w:t xml:space="preserve">, </w:t>
+      </w:r>
+      <w:r>
+        <w:rPr>
+          <w:rFonts w:ascii="Barlow Semi Condensed" w:cs="Barlow Semi Condensed" w:eastAsia="Barlow Semi Condensed" w:hAnsi="Barlow Semi Condensed"/>
+          <w:i w:val="false"/>
+          <w:iCs w:val="false"/>
+          <w:sz w:val="24"/>
+          <w:szCs w:val="24"/>
+        </w:rPr>
+        <w:t xml:space="preserve">Silicon Valley</w:t>
+      </w:r>
+      <w:r>
+        <w:rPr>
+          <w:rFonts w:ascii="Barlow Semi Condensed" w:cs="Barlow Semi Condensed" w:eastAsia="Barlow Semi Condensed" w:hAnsi="Barlow Semi Condensed"/>
+          <w:i w:val="false"/>
+          <w:iCs w:val="false"/>
+          <w:sz w:val="24"/>
+          <w:szCs w:val="24"/>
+        </w:rPr>
+        <w:t xml:space="preserve"> e «</w:t>
+      </w:r>
+      <w:r>
+        <w:rPr>
+          <w:rFonts w:ascii="Barlow Semi Condensed" w:cs="Barlow Semi Condensed" w:eastAsia="Barlow Semi Condensed" w:hAnsi="Barlow Semi Condensed"/>
+          <w:i w:val="false"/>
+          <w:iCs w:val="false"/>
+          <w:sz w:val="24"/>
+          <w:szCs w:val="24"/>
+        </w:rPr>
+        <w:t xml:space="preserve">Sud Africa</w:t>
+      </w:r>
+      <w:r>
+        <w:rPr>
+          <w:rFonts w:ascii="Barlow Semi Condensed" w:cs="Barlow Semi Condensed" w:eastAsia="Barlow Semi Condensed" w:hAnsi="Barlow Semi Condensed"/>
+          <w:i w:val="false"/>
+          <w:iCs w:val="false"/>
+          <w:sz w:val="24"/>
+          <w:szCs w:val="24"/>
+        </w:rPr>
+        <w:t xml:space="preserve">» restano a zero. </w:t>
+      </w:r>
+      <w:r>
+        <w:rPr>
+          <w:rFonts w:ascii="Barlow Semi Condensed" w:cs="Barlow Semi Condensed" w:eastAsia="Barlow Semi Condensed" w:hAnsi="Barlow Semi Condensed"/>
+          <w:i w:val="false"/>
+          <w:iCs w:val="false"/>
+          <w:sz w:val="24"/>
+          <w:szCs w:val="24"/>
+        </w:rPr>
+        <w:t xml:space="preserve">Namibia</w:t>
+      </w:r>
+      <w:r>
+        <w:rPr>
+          <w:rFonts w:ascii="Barlow Semi Condensed" w:cs="Barlow Semi Condensed" w:eastAsia="Barlow Semi Condensed" w:hAnsi="Barlow Semi Condensed"/>
+          <w:i w:val="false"/>
+          <w:iCs w:val="false"/>
+          <w:sz w:val="24"/>
+          <w:szCs w:val="24"/>
+        </w:rPr>
+        <w:t xml:space="preserve"> compare una volta, nell'aggettivo «namibiane». </w:t>
+      </w:r>
+      <w:r>
+        <w:rPr>
+          <w:rFonts w:ascii="Barlow Semi Condensed" w:cs="Barlow Semi Condensed" w:eastAsia="Barlow Semi Condensed" w:hAnsi="Barlow Semi Condensed"/>
+          <w:b/>
+          <w:bCs/>
+          <w:i w:val="false"/>
+          <w:iCs w:val="false"/>
+          <w:sz w:val="24"/>
+          <w:szCs w:val="24"/>
+        </w:rPr>
+        <w:t xml:space="preserve">PayPal compare una volta</w:t>
+      </w:r>
+      <w:r>
+        <w:rPr>
+          <w:rFonts w:ascii="Barlow Semi Condensed" w:cs="Barlow Semi Condensed" w:eastAsia="Barlow Semi Condensed" w:hAnsi="Barlow Semi Condensed"/>
+          <w:i w:val="false"/>
+          <w:iCs w:val="false"/>
+          <w:sz w:val="24"/>
+          <w:szCs w:val="24"/>
+        </w:rPr>
+        <w:t xml:space="preserve">, e il contesto è quello che conta: il Dossier maggiore vi dichiara di aver condotto </w:t>
+      </w:r>
+      <w:r>
+        <w:rPr>
+          <w:rFonts w:ascii="Barlow Semi Condensed" w:cs="Barlow Semi Condensed" w:eastAsia="Barlow Semi Condensed" w:hAnsi="Barlow Semi Condensed"/>
+          <w:b/>
+          <w:bCs/>
+          <w:i w:val="false"/>
+          <w:iCs w:val="false"/>
+          <w:sz w:val="24"/>
+          <w:szCs w:val="24"/>
+        </w:rPr>
+        <w:t xml:space="preserve">il riscontro sistematico fra i profili della cosiddetta PayPal Mafia e i nodi storici del proprio teatro</w:t>
+      </w:r>
+      <w:r>
+        <w:rPr>
+          <w:rFonts w:ascii="Barlow Semi Condensed" w:cs="Barlow Semi Condensed" w:eastAsia="Barlow Semi Condensed" w:hAnsi="Barlow Semi Condensed"/>
+          <w:i w:val="false"/>
+          <w:iCs w:val="false"/>
+          <w:sz w:val="24"/>
+          <w:szCs w:val="24"/>
+        </w:rPr>
+        <w:t xml:space="preserve">, certificando le radici australi di quattro profili come dati pubblici e </w:t>
+      </w:r>
+      <w:r>
+        <w:rPr>
+          <w:rFonts w:ascii="Barlow Semi Condensed" w:cs="Barlow Semi Condensed" w:eastAsia="Barlow Semi Condensed" w:hAnsi="Barlow Semi Condensed"/>
+          <w:b/>
+          <w:bCs/>
+          <w:i w:val="false"/>
+          <w:iCs w:val="false"/>
+          <w:sz w:val="24"/>
+          <w:szCs w:val="24"/>
+        </w:rPr>
+        <w:t xml:space="preserve">certificando con eguale nettezza l'esito negativo del riscontro</w:t>
+      </w:r>
+      <w:r>
+        <w:rPr>
+          <w:rFonts w:ascii="Barlow Semi Condensed" w:cs="Barlow Semi Condensed" w:eastAsia="Barlow Semi Condensed" w:hAnsi="Barlow Semi Condensed"/>
+          <w:i w:val="false"/>
+          <w:iCs w:val="false"/>
+          <w:sz w:val="24"/>
+          <w:szCs w:val="24"/>
+        </w:rPr>
+        <w:t xml:space="preserve">. Non è dunque una smentita dello Stato Zero: è la </w:t>
+      </w:r>
+      <w:r>
+        <w:rPr>
+          <w:rFonts w:ascii="Barlow Semi Condensed" w:cs="Barlow Semi Condensed" w:eastAsia="Barlow Semi Condensed" w:hAnsi="Barlow Semi Condensed"/>
+          <w:b/>
+          <w:bCs/>
+          <w:i w:val="false"/>
+          <w:iCs w:val="false"/>
+          <w:sz w:val="24"/>
+          <w:szCs w:val="24"/>
+        </w:rPr>
+        <w:t xml:space="preserve">verifica omologa di un'altra opera che perviene al medesimo esito negativo</w:t>
+      </w:r>
+      <w:r>
+        <w:rPr>
+          <w:rFonts w:ascii="Barlow Semi Condensed" w:cs="Barlow Semi Condensed" w:eastAsia="Barlow Semi Condensed" w:hAnsi="Barlow Semi Condensed"/>
+          <w:i w:val="false"/>
+          <w:iCs w:val="false"/>
+          <w:sz w:val="24"/>
+          <w:szCs w:val="24"/>
+        </w:rPr>
+        <w:t xml:space="preserve">, e uno Stato Zero confermato per via indipendente vale più di uno dichiarato una volta sola. Mutano invece in modo netto </w:t>
+      </w:r>
+      <w:r>
+        <w:rPr>
+          <w:rFonts w:ascii="Barlow Semi Condensed" w:cs="Barlow Semi Condensed" w:eastAsia="Barlow Semi Condensed" w:hAnsi="Barlow Semi Condensed"/>
+          <w:i w:val="false"/>
+          <w:iCs w:val="false"/>
+          <w:sz w:val="24"/>
+          <w:szCs w:val="24"/>
+        </w:rPr>
+        <w:t xml:space="preserve">apartheid</w:t>
+      </w:r>
+      <w:r>
+        <w:rPr>
+          <w:rFonts w:ascii="Barlow Semi Condensed" w:cs="Barlow Semi Condensed" w:eastAsia="Barlow Semi Condensed" w:hAnsi="Barlow Semi Condensed"/>
+          <w:i w:val="false"/>
+          <w:iCs w:val="false"/>
+          <w:sz w:val="24"/>
+          <w:szCs w:val="24"/>
+        </w:rPr>
+        <w:t xml:space="preserve"> (diciotto occorrenze nel nuovo Libro) e </w:t>
+      </w:r>
+      <w:r>
+        <w:rPr>
+          <w:rFonts w:ascii="Barlow Semi Condensed" w:cs="Barlow Semi Condensed" w:eastAsia="Barlow Semi Condensed" w:hAnsi="Barlow Semi Condensed"/>
+          <w:i w:val="false"/>
+          <w:iCs w:val="false"/>
+          <w:sz w:val="24"/>
+          <w:szCs w:val="24"/>
+        </w:rPr>
+        <w:t xml:space="preserve">sudafricano</w:t>
+      </w:r>
+      <w:r>
+        <w:rPr>
+          <w:rFonts w:ascii="Barlow Semi Condensed" w:cs="Barlow Semi Condensed" w:eastAsia="Barlow Semi Condensed" w:hAnsi="Barlow Semi Condensed"/>
+          <w:i w:val="false"/>
+          <w:iCs w:val="false"/>
+          <w:sz w:val="24"/>
+          <w:szCs w:val="24"/>
+        </w:rPr>
+        <w:t xml:space="preserve"> (quarantatré), perché la Fase quinta del Dossier tratta il Sudafrica dell'apartheid come nodo del proprio registro: il corpus non tace più quasi per intero sul tema di quest'opera, e chi legge deve saperlo. </w:t>
+      </w:r>
+      <w:r>
+        <w:rPr>
+          <w:rFonts w:ascii="Barlow Semi Condensed" w:cs="Barlow Semi Condensed" w:eastAsia="Barlow Semi Condensed" w:hAnsi="Barlow Semi Condensed"/>
+          <w:b/>
+          <w:bCs/>
+          <w:i w:val="false"/>
+          <w:iCs w:val="false"/>
+          <w:sz w:val="24"/>
+          <w:szCs w:val="24"/>
+        </w:rPr>
+        <w:t xml:space="preserve">La dichiarazione originaria non è stata riscritta</w:t>
+      </w:r>
+      <w:r>
+        <w:rPr>
+          <w:rFonts w:ascii="Barlow Semi Condensed" w:cs="Barlow Semi Condensed" w:eastAsia="Barlow Semi Condensed" w:hAnsi="Barlow Semi Condensed"/>
+          <w:i w:val="false"/>
+          <w:iCs w:val="false"/>
+          <w:sz w:val="24"/>
+          <w:szCs w:val="24"/>
+        </w:rPr>
+        <w:t xml:space="preserve">: sta sopra questa nota, come il metodo di quest'opera impone.  Il Libro quattordicesimo si aggiunge perciò come </w:t>
       </w:r>
       <w:r>
         <w:rPr>
@@ -2727,7 +3083,295 @@
           <w:sz w:val="24"/>
           <w:szCs w:val="24"/>
         </w:rPr>
-        <w:t xml:space="preserve"> La ricerca testuale è stata condotta sul branch pubblico, e l'esito va registrato: le stringhe Musk, Thiel, Botha, PayPal, Silicon Valley, Namibia, Swakopmund e Haldeman non compaiono in alcun documento del corpus. La stringa apartheid compare due volte, entrambe nel dominio guevariano. Quest'opera parte dunque da un corpus che sul proprio tema tace quasi per intero, ed è bene che il lettore lo sappia dalla prima serie.</w:t>
+        <w:t xml:space="preserve"> La ricerca testuale è stata condotta sul branch pubblico, e l'esito va registrato: le stringhe Musk, Thiel, Botha, PayPal, Silicon Valley, Namibia, Swakopmund e Haldeman non compaiono in alcun documento del corpus. La stringa apartheid compare due volte, entrambe nel dominio guevariano. Quest'opera parte dunque da un corpus che sul proprio tema tace quasi per intero, ed è bene che il lettore lo sappia dalla prima serie. </w:t>
+      </w:r>
+      <w:r>
+        <w:rPr>
+          <w:rFonts w:ascii="Barlow Semi Condensed" w:cs="Barlow Semi Condensed" w:eastAsia="Barlow Semi Condensed" w:hAnsi="Barlow Semi Condensed"/>
+          <w:b/>
+          <w:bCs/>
+          <w:sz w:val="24"/>
+          <w:szCs w:val="24"/>
+        </w:rPr>
+        <w:t xml:space="preserve">[Aggiornamento del 26 agosto 2026 — il perimetro è cambiato, e va detto.]</w:t>
+      </w:r>
+      <w:r>
+        <w:rPr>
+          <w:rFonts w:ascii="Barlow Semi Condensed" w:cs="Barlow Semi Condensed" w:eastAsia="Barlow Semi Condensed" w:hAnsi="Barlow Semi Condensed"/>
+          <w:sz w:val="24"/>
+          <w:szCs w:val="24"/>
+        </w:rPr>
+        <w:t xml:space="preserve"> Questa ricognizione fu eseguita quando il corpus contava tredici Libri. Il 26 agosto 2026 vi è entrato, come </w:t>
+      </w:r>
+      <w:r>
+        <w:rPr>
+          <w:rFonts w:ascii="Barlow Semi Condensed" w:cs="Barlow Semi Condensed" w:eastAsia="Barlow Semi Condensed" w:hAnsi="Barlow Semi Condensed"/>
+          <w:b/>
+          <w:bCs/>
+          <w:sz w:val="24"/>
+          <w:szCs w:val="24"/>
+        </w:rPr>
+        <w:t xml:space="preserve">Libro quarto</w:t>
+      </w:r>
+      <w:r>
+        <w:rPr>
+          <w:rFonts w:ascii="Barlow Semi Condensed" w:cs="Barlow Semi Condensed" w:eastAsia="Barlow Semi Condensed" w:hAnsi="Barlow Semi Condensed"/>
+          <w:sz w:val="24"/>
+          <w:szCs w:val="24"/>
+        </w:rPr>
+        <w:t xml:space="preserve">, il Dossier maggiore dell'autore, e la ricognizione è stata rieseguita sul perimetro allargato. </w:t>
+      </w:r>
+      <w:r>
+        <w:rPr>
+          <w:rFonts w:ascii="Barlow Semi Condensed" w:cs="Barlow Semi Condensed" w:eastAsia="Barlow Semi Condensed" w:hAnsi="Barlow Semi Condensed"/>
+          <w:b/>
+          <w:bCs/>
+          <w:sz w:val="24"/>
+          <w:szCs w:val="24"/>
+        </w:rPr>
+        <w:t xml:space="preserve">L'esito muta su due stringhe e su una soltanto in modo sostanziale.</w:t>
+      </w:r>
+      <w:r>
+        <w:rPr>
+          <w:rFonts w:ascii="Barlow Semi Condensed" w:cs="Barlow Semi Condensed" w:eastAsia="Barlow Semi Condensed" w:hAnsi="Barlow Semi Condensed"/>
+          <w:sz w:val="24"/>
+          <w:szCs w:val="24"/>
+        </w:rPr>
+        <w:t xml:space="preserve"> </w:t>
+      </w:r>
+      <w:r>
+        <w:rPr>
+          <w:rFonts w:ascii="Barlow Semi Condensed" w:cs="Barlow Semi Condensed" w:eastAsia="Barlow Semi Condensed" w:hAnsi="Barlow Semi Condensed"/>
+          <w:i/>
+          <w:iCs/>
+          <w:sz w:val="24"/>
+          <w:szCs w:val="24"/>
+        </w:rPr>
+        <w:t xml:space="preserve">Musk</w:t>
+      </w:r>
+      <w:r>
+        <w:rPr>
+          <w:rFonts w:ascii="Barlow Semi Condensed" w:cs="Barlow Semi Condensed" w:eastAsia="Barlow Semi Condensed" w:hAnsi="Barlow Semi Condensed"/>
+          <w:sz w:val="24"/>
+          <w:szCs w:val="24"/>
+        </w:rPr>
+        <w:t xml:space="preserve">, </w:t>
+      </w:r>
+      <w:r>
+        <w:rPr>
+          <w:rFonts w:ascii="Barlow Semi Condensed" w:cs="Barlow Semi Condensed" w:eastAsia="Barlow Semi Condensed" w:hAnsi="Barlow Semi Condensed"/>
+          <w:i/>
+          <w:iCs/>
+          <w:sz w:val="24"/>
+          <w:szCs w:val="24"/>
+        </w:rPr>
+        <w:t xml:space="preserve">Thiel</w:t>
+      </w:r>
+      <w:r>
+        <w:rPr>
+          <w:rFonts w:ascii="Barlow Semi Condensed" w:cs="Barlow Semi Condensed" w:eastAsia="Barlow Semi Condensed" w:hAnsi="Barlow Semi Condensed"/>
+          <w:sz w:val="24"/>
+          <w:szCs w:val="24"/>
+        </w:rPr>
+        <w:t xml:space="preserve">, </w:t>
+      </w:r>
+      <w:r>
+        <w:rPr>
+          <w:rFonts w:ascii="Barlow Semi Condensed" w:cs="Barlow Semi Condensed" w:eastAsia="Barlow Semi Condensed" w:hAnsi="Barlow Semi Condensed"/>
+          <w:i/>
+          <w:iCs/>
+          <w:sz w:val="24"/>
+          <w:szCs w:val="24"/>
+        </w:rPr>
+        <w:t xml:space="preserve">Botha</w:t>
+      </w:r>
+      <w:r>
+        <w:rPr>
+          <w:rFonts w:ascii="Barlow Semi Condensed" w:cs="Barlow Semi Condensed" w:eastAsia="Barlow Semi Condensed" w:hAnsi="Barlow Semi Condensed"/>
+          <w:sz w:val="24"/>
+          <w:szCs w:val="24"/>
+        </w:rPr>
+        <w:t xml:space="preserve">, </w:t>
+      </w:r>
+      <w:r>
+        <w:rPr>
+          <w:rFonts w:ascii="Barlow Semi Condensed" w:cs="Barlow Semi Condensed" w:eastAsia="Barlow Semi Condensed" w:hAnsi="Barlow Semi Condensed"/>
+          <w:i/>
+          <w:iCs/>
+          <w:sz w:val="24"/>
+          <w:szCs w:val="24"/>
+        </w:rPr>
+        <w:t xml:space="preserve">Silicon Valley</w:t>
+      </w:r>
+      <w:r>
+        <w:rPr>
+          <w:rFonts w:ascii="Barlow Semi Condensed" w:cs="Barlow Semi Condensed" w:eastAsia="Barlow Semi Condensed" w:hAnsi="Barlow Semi Condensed"/>
+          <w:sz w:val="24"/>
+          <w:szCs w:val="24"/>
+        </w:rPr>
+        <w:t xml:space="preserve"> e «</w:t>
+      </w:r>
+      <w:r>
+        <w:rPr>
+          <w:rFonts w:ascii="Barlow Semi Condensed" w:cs="Barlow Semi Condensed" w:eastAsia="Barlow Semi Condensed" w:hAnsi="Barlow Semi Condensed"/>
+          <w:i/>
+          <w:iCs/>
+          <w:sz w:val="24"/>
+          <w:szCs w:val="24"/>
+        </w:rPr>
+        <w:t xml:space="preserve">Sud Africa</w:t>
+      </w:r>
+      <w:r>
+        <w:rPr>
+          <w:rFonts w:ascii="Barlow Semi Condensed" w:cs="Barlow Semi Condensed" w:eastAsia="Barlow Semi Condensed" w:hAnsi="Barlow Semi Condensed"/>
+          <w:sz w:val="24"/>
+          <w:szCs w:val="24"/>
+        </w:rPr>
+        <w:t xml:space="preserve">» restano a zero. </w:t>
+      </w:r>
+      <w:r>
+        <w:rPr>
+          <w:rFonts w:ascii="Barlow Semi Condensed" w:cs="Barlow Semi Condensed" w:eastAsia="Barlow Semi Condensed" w:hAnsi="Barlow Semi Condensed"/>
+          <w:i/>
+          <w:iCs/>
+          <w:sz w:val="24"/>
+          <w:szCs w:val="24"/>
+        </w:rPr>
+        <w:t xml:space="preserve">Namibia</w:t>
+      </w:r>
+      <w:r>
+        <w:rPr>
+          <w:rFonts w:ascii="Barlow Semi Condensed" w:cs="Barlow Semi Condensed" w:eastAsia="Barlow Semi Condensed" w:hAnsi="Barlow Semi Condensed"/>
+          <w:sz w:val="24"/>
+          <w:szCs w:val="24"/>
+        </w:rPr>
+        <w:t xml:space="preserve"> compare una volta, nell'aggettivo «namibiane». </w:t>
+      </w:r>
+      <w:r>
+        <w:rPr>
+          <w:rFonts w:ascii="Barlow Semi Condensed" w:cs="Barlow Semi Condensed" w:eastAsia="Barlow Semi Condensed" w:hAnsi="Barlow Semi Condensed"/>
+          <w:b/>
+          <w:bCs/>
+          <w:sz w:val="24"/>
+          <w:szCs w:val="24"/>
+        </w:rPr>
+        <w:t xml:space="preserve">PayPal compare una volta</w:t>
+      </w:r>
+      <w:r>
+        <w:rPr>
+          <w:rFonts w:ascii="Barlow Semi Condensed" w:cs="Barlow Semi Condensed" w:eastAsia="Barlow Semi Condensed" w:hAnsi="Barlow Semi Condensed"/>
+          <w:sz w:val="24"/>
+          <w:szCs w:val="24"/>
+        </w:rPr>
+        <w:t xml:space="preserve">, e il contesto è quello che conta: il Dossier maggiore vi dichiara di aver condotto </w:t>
+      </w:r>
+      <w:r>
+        <w:rPr>
+          <w:rFonts w:ascii="Barlow Semi Condensed" w:cs="Barlow Semi Condensed" w:eastAsia="Barlow Semi Condensed" w:hAnsi="Barlow Semi Condensed"/>
+          <w:b/>
+          <w:bCs/>
+          <w:sz w:val="24"/>
+          <w:szCs w:val="24"/>
+        </w:rPr>
+        <w:t xml:space="preserve">il riscontro sistematico fra i profili della cosiddetta PayPal Mafia e i nodi storici del proprio teatro</w:t>
+      </w:r>
+      <w:r>
+        <w:rPr>
+          <w:rFonts w:ascii="Barlow Semi Condensed" w:cs="Barlow Semi Condensed" w:eastAsia="Barlow Semi Condensed" w:hAnsi="Barlow Semi Condensed"/>
+          <w:sz w:val="24"/>
+          <w:szCs w:val="24"/>
+        </w:rPr>
+        <w:t xml:space="preserve">, certificando le radici australi di quattro profili come dati pubblici e </w:t>
+      </w:r>
+      <w:r>
+        <w:rPr>
+          <w:rFonts w:ascii="Barlow Semi Condensed" w:cs="Barlow Semi Condensed" w:eastAsia="Barlow Semi Condensed" w:hAnsi="Barlow Semi Condensed"/>
+          <w:b/>
+          <w:bCs/>
+          <w:sz w:val="24"/>
+          <w:szCs w:val="24"/>
+        </w:rPr>
+        <w:t xml:space="preserve">certificando con eguale nettezza l'esito negativo del riscontro</w:t>
+      </w:r>
+      <w:r>
+        <w:rPr>
+          <w:rFonts w:ascii="Barlow Semi Condensed" w:cs="Barlow Semi Condensed" w:eastAsia="Barlow Semi Condensed" w:hAnsi="Barlow Semi Condensed"/>
+          <w:sz w:val="24"/>
+          <w:szCs w:val="24"/>
+        </w:rPr>
+        <w:t xml:space="preserve">. Non è dunque una smentita dello Stato Zero: è la </w:t>
+      </w:r>
+      <w:r>
+        <w:rPr>
+          <w:rFonts w:ascii="Barlow Semi Condensed" w:cs="Barlow Semi Condensed" w:eastAsia="Barlow Semi Condensed" w:hAnsi="Barlow Semi Condensed"/>
+          <w:b/>
+          <w:bCs/>
+          <w:sz w:val="24"/>
+          <w:szCs w:val="24"/>
+        </w:rPr>
+        <w:t xml:space="preserve">verifica omologa di un'altra opera che perviene al medesimo esito negativo</w:t>
+      </w:r>
+      <w:r>
+        <w:rPr>
+          <w:rFonts w:ascii="Barlow Semi Condensed" w:cs="Barlow Semi Condensed" w:eastAsia="Barlow Semi Condensed" w:hAnsi="Barlow Semi Condensed"/>
+          <w:sz w:val="24"/>
+          <w:szCs w:val="24"/>
+        </w:rPr>
+        <w:t xml:space="preserve">, e uno Stato Zero confermato per via indipendente vale più di uno dichiarato una volta sola. Mutano invece in modo netto </w:t>
+      </w:r>
+      <w:r>
+        <w:rPr>
+          <w:rFonts w:ascii="Barlow Semi Condensed" w:cs="Barlow Semi Condensed" w:eastAsia="Barlow Semi Condensed" w:hAnsi="Barlow Semi Condensed"/>
+          <w:i/>
+          <w:iCs/>
+          <w:sz w:val="24"/>
+          <w:szCs w:val="24"/>
+        </w:rPr>
+        <w:t xml:space="preserve">apartheid</w:t>
+      </w:r>
+      <w:r>
+        <w:rPr>
+          <w:rFonts w:ascii="Barlow Semi Condensed" w:cs="Barlow Semi Condensed" w:eastAsia="Barlow Semi Condensed" w:hAnsi="Barlow Semi Condensed"/>
+          <w:sz w:val="24"/>
+          <w:szCs w:val="24"/>
+        </w:rPr>
+        <w:t xml:space="preserve"> (diciotto occorrenze nel nuovo Libro) e </w:t>
+      </w:r>
+      <w:r>
+        <w:rPr>
+          <w:rFonts w:ascii="Barlow Semi Condensed" w:cs="Barlow Semi Condensed" w:eastAsia="Barlow Semi Condensed" w:hAnsi="Barlow Semi Condensed"/>
+          <w:i/>
+          <w:iCs/>
+          <w:sz w:val="24"/>
+          <w:szCs w:val="24"/>
+        </w:rPr>
+        <w:t xml:space="preserve">sudafricano</w:t>
+      </w:r>
+      <w:r>
+        <w:rPr>
+          <w:rFonts w:ascii="Barlow Semi Condensed" w:cs="Barlow Semi Condensed" w:eastAsia="Barlow Semi Condensed" w:hAnsi="Barlow Semi Condensed"/>
+          <w:sz w:val="24"/>
+          <w:szCs w:val="24"/>
+        </w:rPr>
+        <w:t xml:space="preserve"> (quarantatré), perché la Fase quinta del Dossier tratta il Sudafrica dell'apartheid come nodo del proprio registro: il corpus non tace più quasi per intero sul tema di quest'opera, e chi legge deve saperlo. </w:t>
+      </w:r>
+      <w:r>
+        <w:rPr>
+          <w:rFonts w:ascii="Barlow Semi Condensed" w:cs="Barlow Semi Condensed" w:eastAsia="Barlow Semi Condensed" w:hAnsi="Barlow Semi Condensed"/>
+          <w:b/>
+          <w:bCs/>
+          <w:sz w:val="24"/>
+          <w:szCs w:val="24"/>
+        </w:rPr>
+        <w:t xml:space="preserve">La dichiarazione originaria non è stata riscritta</w:t>
+      </w:r>
+      <w:r>
+        <w:rPr>
+          <w:rFonts w:ascii="Barlow Semi Condensed" w:cs="Barlow Semi Condensed" w:eastAsia="Barlow Semi Condensed" w:hAnsi="Barlow Semi Condensed"/>
+          <w:sz w:val="24"/>
+          <w:szCs w:val="24"/>
+        </w:rPr>
+        <w:t xml:space="preserve">: sta sopra questa nota, come il metodo di quest'opera impone.</w:t>
       </w:r>
     </w:p>
     <w:p>
@@ -5851,7 +6495,17 @@
           <w:sz w:val="24"/>
           <w:szCs w:val="24"/>
         </w:rPr>
-        <w:t xml:space="preserve"> Il solo aggancio documentato fra questa opera e il resto del corpus è il nodo E-16 della triangolazione Guevara-Moro: il discorso all'Assemblea Generale dell'11 dicembre 1964, dove l'apartheid sudafricano è denunciato per nome. La verifica meccanica condotta sugli altri Libri non trova occorrenze di Namibia né dei nomi delle serie successive. È uno Stato Zero d'insieme e va dichiarato in apertura, non nascosto.</w:t>
+        <w:t xml:space="preserve"> Il solo aggancio documentato fra questa opera e il resto del corpus è il nodo E-16 della triangolazione Guevara-Moro: il discorso all'Assemblea Generale dell'11 dicembre 1964, dove l'apartheid sudafricano è denunciato per nome. La verifica meccanica condotta sugli altri Libri non trova occorrenze di Namibia né dei nomi delle serie successive. È uno Stato Zero d'insieme e va dichiarato in apertura, non nascosto. </w:t>
+      </w:r>
+      <w:r>
+        <w:rPr>
+          <w:rFonts w:ascii="Barlow Semi Condensed" w:cs="Barlow Semi Condensed" w:eastAsia="Barlow Semi Condensed" w:hAnsi="Barlow Semi Condensed"/>
+          <w:i/>
+          <w:iCs/>
+          <w:sz w:val="24"/>
+          <w:szCs w:val="24"/>
+        </w:rPr>
+        <w:t xml:space="preserve">(Verifica riferita al perimetro anteriore al 26 agosto 2026; per l'aggiornamento dopo l'ingresso del Libro quarto si veda il blocco 38.)</w:t>
       </w:r>
     </w:p>
     <w:p>
@@ -9225,7 +9879,17 @@
           <w:sz w:val="24"/>
           <w:szCs w:val="24"/>
         </w:rPr>
-        <w:t xml:space="preserve"> L'interrogazione delle stringhe sul branch pubblico di questo corpus restituisce zero occorrenze per Musk, Thiel, Botha, PayPal, Silicon Valley e Namibia in tutti i Libri precedenti; il solo ponte tematico esistente è il nodo E-16 della triangolazione Guevara-Moro, il discorso all'Assemblea Generale delle Nazioni Unite dell'11 dicembre 1964 che denuncia colonialismo e apartheid. Un'opera che parte da un vuoto misurato è più onesta di una che parte da un'intuizione.</w:t>
+        <w:t xml:space="preserve"> L'interrogazione delle stringhe sul branch pubblico di questo corpus restituisce zero occorrenze per Musk, Thiel, Botha, PayPal, Silicon Valley e Namibia in tutti i Libri precedenti; il solo ponte tematico esistente è il nodo E-16 della triangolazione Guevara-Moro, il discorso all'Assemblea Generale delle Nazioni Unite dell'11 dicembre 1964 che denuncia colonialismo e apartheid. Un'opera che parte da un vuoto misurato è più onesta di una che parte da un'intuizione. </w:t>
+      </w:r>
+      <w:r>
+        <w:rPr>
+          <w:rFonts w:ascii="Barlow Semi Condensed" w:cs="Barlow Semi Condensed" w:eastAsia="Barlow Semi Condensed" w:hAnsi="Barlow Semi Condensed"/>
+          <w:i/>
+          <w:iCs/>
+          <w:sz w:val="24"/>
+          <w:szCs w:val="24"/>
+        </w:rPr>
+        <w:t xml:space="preserve">(Verifica riferita al perimetro anteriore al 26 agosto 2026; per l'aggiornamento dopo l'ingresso del Libro quarto si veda il blocco 38.)</w:t>
       </w:r>
     </w:p>
     <w:p>
@@ -16721,7 +17385,17 @@
           <w:sz w:val="24"/>
           <w:szCs w:val="24"/>
         </w:rPr>
-        <w:t xml:space="preserve"> Il controllo meccanico sul corpus dà zero occorrenze di scuole, atenei o ruoli di leva sudafricani negli altri Libri; l'unico contatto documentato resta il nodo E-16 delle triangolazioni Guevara-Moro, il discorso all'Assemblea Generale dell'11 dicembre 1964 che denunciò colonialismo e apartheid. Il ponte esiste sul piano della denuncia pubblica, non su quello delle persone. Chi cerchi altro deve portare un registro, non un'affinità.</w:t>
+        <w:t xml:space="preserve"> Il controllo meccanico sul corpus dà zero occorrenze di scuole, atenei o ruoli di leva sudafricani negli altri Libri; l'unico contatto documentato resta il nodo E-16 delle triangolazioni Guevara-Moro, il discorso all'Assemblea Generale dell'11 dicembre 1964 che denunciò colonialismo e apartheid. Il ponte esiste sul piano della denuncia pubblica, non su quello delle persone. Chi cerchi altro deve portare un registro, non un'affinità. </w:t>
+      </w:r>
+      <w:r>
+        <w:rPr>
+          <w:rFonts w:ascii="Barlow Semi Condensed" w:cs="Barlow Semi Condensed" w:eastAsia="Barlow Semi Condensed" w:hAnsi="Barlow Semi Condensed"/>
+          <w:i/>
+          <w:iCs/>
+          <w:sz w:val="24"/>
+          <w:szCs w:val="24"/>
+        </w:rPr>
+        <w:t xml:space="preserve">(Verifica riferita al perimetro anteriore al 26 agosto 2026; per l'aggiornamento dopo l'ingresso del Libro quarto si veda il blocco 38.)</w:t>
       </w:r>
     </w:p>
     <w:p>
@@ -23737,7 +24411,17 @@
           <w:sz w:val="24"/>
           <w:szCs w:val="24"/>
         </w:rPr>
-        <w:t xml:space="preserve"> Prima di interrogare un archivio si verifica la stringa, perché l'archivio risponde a ciò che gli si chiede. La verifica eseguita su questo corpus lo mostra: i nomi di questa materia, da Musk a Thiel a Botha, e le parole PayPal, Silicon Valley e Namibia non compaiono negli altri Libri. L'unico ponte documentato resta il nodo E-16, il discorso all'ONU dell'11 dicembre 1964. Zero occorrenze, verbalizzate.</w:t>
+        <w:t xml:space="preserve"> Prima di interrogare un archivio si verifica la stringa, perché l'archivio risponde a ciò che gli si chiede. La verifica eseguita su questo corpus lo mostra: i nomi di questa materia, da Musk a Thiel a Botha, e le parole PayPal, Silicon Valley e Namibia non compaiono negli altri Libri. L'unico ponte documentato resta il nodo E-16, il discorso all'ONU dell'11 dicembre 1964. Zero occorrenze, verbalizzate. </w:t>
+      </w:r>
+      <w:r>
+        <w:rPr>
+          <w:rFonts w:ascii="Barlow Semi Condensed" w:cs="Barlow Semi Condensed" w:eastAsia="Barlow Semi Condensed" w:hAnsi="Barlow Semi Condensed"/>
+          <w:i/>
+          <w:iCs/>
+          <w:sz w:val="24"/>
+          <w:szCs w:val="24"/>
+        </w:rPr>
+        <w:t xml:space="preserve">(Verifica riferita al perimetro anteriore al 26 agosto 2026; per l'aggiornamento dopo l'ingresso del Libro quarto si veda il blocco 38.)</w:t>
       </w:r>
     </w:p>
     <w:p>
@@ -26127,7 +26811,17 @@
           <w:sz w:val="24"/>
           <w:szCs w:val="24"/>
         </w:rPr>
-        <w:t xml:space="preserve"> La verifica meccanica sul corpus è stata eseguita e ha dato un solo risultato: zero occorrenze di Musk, Thiel, Botha, PayPal, Silicon Valley e Namibia negli altri Libri; un unico contatto tematico nel nodo E-16 della triangolazione Guevara-Moro, il discorso all'Assemblea Generale dell'11 dicembre 1964 che denuncia colonialismo e apartheid. Un contatto tematico non è un ponte documentato, e l'opera non lo tratta come tale in nessun blocco.</w:t>
+        <w:t xml:space="preserve"> La verifica meccanica sul corpus è stata eseguita e ha dato un solo risultato: zero occorrenze di Musk, Thiel, Botha, PayPal, Silicon Valley e Namibia negli altri Libri; un unico contatto tematico nel nodo E-16 della triangolazione Guevara-Moro, il discorso all'Assemblea Generale dell'11 dicembre 1964 che denuncia colonialismo e apartheid. Un contatto tematico non è un ponte documentato, e l'opera non lo tratta come tale in nessun blocco. </w:t>
+      </w:r>
+      <w:r>
+        <w:rPr>
+          <w:rFonts w:ascii="Barlow Semi Condensed" w:cs="Barlow Semi Condensed" w:eastAsia="Barlow Semi Condensed" w:hAnsi="Barlow Semi Condensed"/>
+          <w:i/>
+          <w:iCs/>
+          <w:sz w:val="24"/>
+          <w:szCs w:val="24"/>
+        </w:rPr>
+        <w:t xml:space="preserve">(Verifica riferita al perimetro anteriore al 26 agosto 2026; per l'aggiornamento dopo l'ingresso del Libro quarto si veda il blocco 38.)</w:t>
       </w:r>
     </w:p>
     <w:p>
@@ -27259,7 +27953,7 @@
           <w:sz w:val="24"/>
           <w:szCs w:val="24"/>
         </w:rPr>
-        <w:t xml:space="preserve">Libro tredicesimo dell'Opera integrale</w:t>
+        <w:t xml:space="preserve">Libro quattordicesimo dell'Opera integrale</w:t>
       </w:r>
       <w:r>
         <w:rPr>

--- a/IL_MERIDIANO_E_LA_VALLE_DAL_SUD_AFRICA_ALLA_PAYPAL_MAFIA.docx
+++ b/IL_MERIDIANO_E_LA_VALLE_DAL_SUD_AFRICA_ALLA_PAYPAL_MAFIA.docx
@@ -1547,7 +1547,7 @@
           <w:sz w:val="24"/>
           <w:szCs w:val="24"/>
         </w:rPr>
-        <w:t xml:space="preserve">, sotto il titolo che quel volume porta in copertina: «La Seconda Guerra Mondiale non ha mai avuto fine». </w:t>
+        <w:t xml:space="preserve">, sotto il titolo che quel volume porta in copertina: «Ottanta senza pace» (che dal 26 agosto 2026 sostituisce «La Seconda Guerra Mondiale non ha mai avuto fine», con la stessa disciplina: lente e non sentenza). </w:t>
       </w:r>
       <w:r>
         <w:rPr>

--- a/IL_MERIDIANO_E_LA_VALLE_DAL_SUD_AFRICA_ALLA_PAYPAL_MAFIA.docx
+++ b/IL_MERIDIANO_E_LA_VALLE_DAL_SUD_AFRICA_ALLA_PAYPAL_MAFIA.docx
@@ -1547,7 +1547,7 @@
           <w:sz w:val="24"/>
           <w:szCs w:val="24"/>
         </w:rPr>
-        <w:t xml:space="preserve">, sotto il titolo che quel volume porta in copertina: «Ottanta senza pace» (che dal 26 agosto 2026 sostituisce «La Seconda Guerra Mondiale non ha mai avuto fine», con la stessa disciplina: lente e non sentenza). </w:t>
+        <w:t xml:space="preserve">, sotto il titolo che quel volume porta in copertina: «Ottanta anni senza Pace» (che dal 26 agosto 2026 sostituisce «La Seconda Guerra Mondiale non ha mai avuto fine», con la stessa disciplina: lente e non sentenza). </w:t>
       </w:r>
       <w:r>
         <w:rPr>
